--- a/aeirn/fiction/notes/arcs/part-iv_20250608-0448.docx
+++ b/aeirn/fiction/notes/arcs/part-iv_20250608-0448.docx
@@ -1,24 +1,28 @@
 
 <file path=word/document.xml><?xml version="1.0" encoding="utf-8"?>
-<w:document xmlns:ve="http://schemas.openxmlformats.org/markup-compatibility/2006" xmlns:o="urn:schemas-microsoft-com:office:office" xmlns:r="http://schemas.openxmlformats.org/officeDocument/2006/relationships" xmlns:m="http://schemas.openxmlformats.org/officeDocument/2006/math" xmlns:v="urn:schemas-microsoft-com:vml" xmlns:wp="http://schemas.openxmlformats.org/drawingml/2006/wordprocessingDrawing" xmlns:w10="urn:schemas-microsoft-com:office:word" xmlns:w="http://schemas.openxmlformats.org/wordprocessingml/2006/main" xmlns:wne="http://schemas.microsoft.com/office/word/2006/wordml">
+<w:document xmlns:wpc="http://schemas.microsoft.com/office/word/2010/wordprocessingCanvas" xmlns:cx="http://schemas.microsoft.com/office/drawing/2014/chartex" xmlns:cx1="http://schemas.microsoft.com/office/drawing/2015/9/8/chartex" xmlns:cx2="http://schemas.microsoft.com/office/drawing/2015/10/21/chartex" xmlns:cx3="http://schemas.microsoft.com/office/drawing/2016/5/9/chartex" xmlns:cx4="http://schemas.microsoft.com/office/drawing/2016/5/10/chartex" xmlns:cx5="http://schemas.microsoft.com/office/drawing/2016/5/11/chartex" xmlns:cx6="http://schemas.microsoft.com/office/drawing/2016/5/12/chartex" xmlns:cx7="http://schemas.microsoft.com/office/drawing/2016/5/13/chartex" xmlns:cx8="http://schemas.microsoft.com/office/drawing/2016/5/14/chartex" xmlns:mc="http://schemas.openxmlformats.org/markup-compatibility/2006" xmlns:aink="http://schemas.microsoft.com/office/drawing/2016/ink" xmlns:am3d="http://schemas.microsoft.com/office/drawing/2017/model3d" xmlns:o="urn:schemas-microsoft-com:office:office" xmlns:oel="http://schemas.microsoft.com/office/2019/extlst" xmlns:r="http://schemas.openxmlformats.org/officeDocument/2006/relationships" xmlns:m="http://schemas.openxmlformats.org/officeDocument/2006/math" xmlns:v="urn:schemas-microsoft-com:vml" xmlns:wp14="http://schemas.microsoft.com/office/word/2010/wordprocessingDrawing" xmlns:wp="http://schemas.openxmlformats.org/drawingml/2006/wordprocessingDrawing" xmlns:w10="urn:schemas-microsoft-com:office:word" xmlns:w="http://schemas.openxmlformats.org/wordprocessingml/2006/main" xmlns:w14="http://schemas.microsoft.com/office/word/2010/wordml" xmlns:w15="http://schemas.microsoft.com/office/word/2012/wordml" xmlns:w16cex="http://schemas.microsoft.com/office/word/2018/wordml/cex" xmlns:w16cid="http://schemas.microsoft.com/office/word/2016/wordml/cid" xmlns:w16="http://schemas.microsoft.com/office/word/2018/wordml" xmlns:w16du="http://schemas.microsoft.com/office/word/2023/wordml/word16du" xmlns:w16sdtdh="http://schemas.microsoft.com/office/word/2020/wordml/sdtdatahash" xmlns:w16sdtfl="http://schemas.microsoft.com/office/word/2024/wordml/sdtformatlock" xmlns:w16se="http://schemas.microsoft.com/office/word/2015/wordml/symex" xmlns:wpg="http://schemas.microsoft.com/office/word/2010/wordprocessingGroup" xmlns:wpi="http://schemas.microsoft.com/office/word/2010/wordprocessingInk" xmlns:wne="http://schemas.microsoft.com/office/word/2006/wordml" xmlns:wps="http://schemas.microsoft.com/office/word/2010/wordprocessingShape" mc:Ignorable="w14 w15 w16se w16cid w16 w16cex w16sdtdh w16sdtfl w16du wp14">
   <w:body>
     <w:p>
       <w:pPr>
         <w:spacing w:after="0"/>
         <w:jc w:val="both"/>
+        <w:rPr>
+          <w:rFonts w:ascii="Montserrat" w:hAnsi="Montserrat"/>
+          <w:sz w:val="24"/>
+        </w:rPr>
       </w:pPr>
       <w:r>
         <w:rPr>
-          <w:rFonts w:ascii="Candara" w:hAnsi="Candara"/>
-          <w:sz w:val="20"/>
+          <w:rFonts w:ascii="Montserrat" w:hAnsi="Montserrat"/>
+          <w:sz w:val="24"/>
           <w:szCs w:val="20"/>
         </w:rPr>
         <w:t xml:space="preserve">There are four parts to the greater story. </w:t>
       </w:r>
       <w:r>
         <w:rPr>
-          <w:rFonts w:ascii="Candara" w:hAnsi="Candara"/>
-          <w:sz w:val="20"/>
+          <w:rFonts w:ascii="Montserrat" w:hAnsi="Montserrat"/>
+          <w:sz w:val="24"/>
           <w:szCs w:val="20"/>
         </w:rPr>
         <w:t>The fourth part of the story pits the girl, now a goddess, against the rogue gods intent on domination. Only now, instead of dominating the demon without, they must find a way to dominate her. Instead of simply wanting to eliminate her as a rival for the demon’s power, they must devour her. Among her opponants is the order’s hidden adversary, a man who attained godhood by devouring a demon. Among her allies are the tomboy goddess, a dragon born of her mother’s mind and body—both, duplicates of her, the dragon’s sire—the one her mother met in the shattered realms, and her mother’s companion from the outer realm. Unfortunately, her allies are also rivals over her. Even the adversary, intent on devouring her body and soul, is perversely infatuated with her. Her only ace in the hole is the old incarnation of her in the outer realm.</w:t>
@@ -34,8 +38,106 @@
 </w:document>
 </file>
 
+<file path=word/numbering.xml><?xml version="1.0" encoding="utf-8"?>
+<w:numbering xmlns:wpc="http://schemas.microsoft.com/office/word/2010/wordprocessingCanvas" xmlns:cx="http://schemas.microsoft.com/office/drawing/2014/chartex" xmlns:cx1="http://schemas.microsoft.com/office/drawing/2015/9/8/chartex" xmlns:cx2="http://schemas.microsoft.com/office/drawing/2015/10/21/chartex" xmlns:cx3="http://schemas.microsoft.com/office/drawing/2016/5/9/chartex" xmlns:cx4="http://schemas.microsoft.com/office/drawing/2016/5/10/chartex" xmlns:cx5="http://schemas.microsoft.com/office/drawing/2016/5/11/chartex" xmlns:cx6="http://schemas.microsoft.com/office/drawing/2016/5/12/chartex" xmlns:cx7="http://schemas.microsoft.com/office/drawing/2016/5/13/chartex" xmlns:cx8="http://schemas.microsoft.com/office/drawing/2016/5/14/chartex" xmlns:mc="http://schemas.openxmlformats.org/markup-compatibility/2006" xmlns:aink="http://schemas.microsoft.com/office/drawing/2016/ink" xmlns:am3d="http://schemas.microsoft.com/office/drawing/2017/model3d" xmlns:o="urn:schemas-microsoft-com:office:office" xmlns:oel="http://schemas.microsoft.com/office/2019/extlst" xmlns:r="http://schemas.openxmlformats.org/officeDocument/2006/relationships" xmlns:m="http://schemas.openxmlformats.org/officeDocument/2006/math" xmlns:v="urn:schemas-microsoft-com:vml" xmlns:wp14="http://schemas.microsoft.com/office/word/2010/wordprocessingDrawing" xmlns:wp="http://schemas.openxmlformats.org/drawingml/2006/wordprocessingDrawing" xmlns:w10="urn:schemas-microsoft-com:office:word" xmlns:w="http://schemas.openxmlformats.org/wordprocessingml/2006/main" xmlns:w14="http://schemas.microsoft.com/office/word/2010/wordml" xmlns:w15="http://schemas.microsoft.com/office/word/2012/wordml" xmlns:w16cex="http://schemas.microsoft.com/office/word/2018/wordml/cex" xmlns:w16cid="http://schemas.microsoft.com/office/word/2016/wordml/cid" xmlns:w16="http://schemas.microsoft.com/office/word/2018/wordml" xmlns:w16du="http://schemas.microsoft.com/office/word/2023/wordml/word16du" xmlns:w16sdtdh="http://schemas.microsoft.com/office/word/2020/wordml/sdtdatahash" xmlns:w16sdtfl="http://schemas.microsoft.com/office/word/2024/wordml/sdtformatlock" xmlns:w16se="http://schemas.microsoft.com/office/word/2015/wordml/symex" xmlns:wpg="http://schemas.microsoft.com/office/word/2010/wordprocessingGroup" xmlns:wpi="http://schemas.microsoft.com/office/word/2010/wordprocessingInk" xmlns:wne="http://schemas.microsoft.com/office/word/2006/wordml" xmlns:wps="http://schemas.microsoft.com/office/word/2010/wordprocessingShape" mc:Ignorable="w14 w15 w16se w16cid w16 w16cex w16sdtdh w16sdtfl w16du wp14">
+  <w:abstractNum w:abstractNumId="0" w15:restartNumberingAfterBreak="0">
+    <w:nsid w:val="FFFFFFFB"/>
+    <w:multiLevelType w:val="multilevel"/>
+    <w:tmpl w:val="80A499BA"/>
+    <w:lvl w:ilvl="0">
+      <w:start w:val="1"/>
+      <w:numFmt w:val="cardinalText"/>
+      <w:lvlText w:val="Chapter %1 "/>
+      <w:legacy w:legacy="1" w:legacySpace="144" w:legacyIndent="0"/>
+      <w:lvlJc w:val="left"/>
+    </w:lvl>
+    <w:lvl w:ilvl="1">
+      <w:start w:val="1"/>
+      <w:numFmt w:val="none"/>
+      <w:pStyle w:val="Heading2"/>
+      <w:suff w:val="nothing"/>
+      <w:lvlText w:val=""/>
+      <w:lvlJc w:val="left"/>
+    </w:lvl>
+    <w:lvl w:ilvl="2">
+      <w:start w:val="1"/>
+      <w:numFmt w:val="none"/>
+      <w:suff w:val="nothing"/>
+      <w:lvlText w:val=""/>
+      <w:lvlJc w:val="left"/>
+    </w:lvl>
+    <w:lvl w:ilvl="3">
+      <w:start w:val="1"/>
+      <w:numFmt w:val="none"/>
+      <w:pStyle w:val="Heading4"/>
+      <w:suff w:val="nothing"/>
+      <w:lvlText w:val=""/>
+      <w:lvlJc w:val="left"/>
+    </w:lvl>
+    <w:lvl w:ilvl="4">
+      <w:start w:val="1"/>
+      <w:numFmt w:val="none"/>
+      <w:pStyle w:val="Heading5"/>
+      <w:suff w:val="nothing"/>
+      <w:lvlText w:val=""/>
+      <w:lvlJc w:val="left"/>
+    </w:lvl>
+    <w:lvl w:ilvl="5">
+      <w:start w:val="1"/>
+      <w:numFmt w:val="none"/>
+      <w:pStyle w:val="Heading6"/>
+      <w:suff w:val="nothing"/>
+      <w:lvlText w:val=""/>
+      <w:lvlJc w:val="left"/>
+    </w:lvl>
+    <w:lvl w:ilvl="6">
+      <w:start w:val="1"/>
+      <w:numFmt w:val="none"/>
+      <w:suff w:val="nothing"/>
+      <w:lvlText w:val=""/>
+      <w:lvlJc w:val="left"/>
+    </w:lvl>
+    <w:lvl w:ilvl="7">
+      <w:start w:val="1"/>
+      <w:numFmt w:val="none"/>
+      <w:suff w:val="nothing"/>
+      <w:lvlText w:val=""/>
+      <w:lvlJc w:val="left"/>
+    </w:lvl>
+    <w:lvl w:ilvl="8">
+      <w:start w:val="1"/>
+      <w:numFmt w:val="none"/>
+      <w:suff w:val="nothing"/>
+      <w:lvlText w:val=""/>
+      <w:lvlJc w:val="left"/>
+    </w:lvl>
+  </w:abstractNum>
+  <w:num w:numId="1" w16cid:durableId="1085569168">
+    <w:abstractNumId w:val="0"/>
+  </w:num>
+  <w:num w:numId="2" w16cid:durableId="1482692281">
+    <w:abstractNumId w:val="0"/>
+  </w:num>
+  <w:num w:numId="3" w16cid:durableId="1550608043">
+    <w:abstractNumId w:val="0"/>
+  </w:num>
+  <w:num w:numId="4" w16cid:durableId="219949033">
+    <w:abstractNumId w:val="0"/>
+  </w:num>
+  <w:num w:numId="5" w16cid:durableId="1274938189">
+    <w:abstractNumId w:val="0"/>
+  </w:num>
+  <w:num w:numId="6" w16cid:durableId="1077022551">
+    <w:abstractNumId w:val="0"/>
+  </w:num>
+  <w:num w:numId="7" w16cid:durableId="679822167">
+    <w:abstractNumId w:val="0"/>
+  </w:num>
+</w:numbering>
+</file>
+
 <file path=word/styles.xml><?xml version="1.0" encoding="utf-8"?>
-<w:styles xmlns:r="http://schemas.openxmlformats.org/officeDocument/2006/relationships" xmlns:w="http://schemas.openxmlformats.org/wordprocessingml/2006/main">
+<w:styles xmlns:mc="http://schemas.openxmlformats.org/markup-compatibility/2006" xmlns:r="http://schemas.openxmlformats.org/officeDocument/2006/relationships" xmlns:w="http://schemas.openxmlformats.org/wordprocessingml/2006/main" xmlns:w14="http://schemas.microsoft.com/office/word/2010/wordml" xmlns:w15="http://schemas.microsoft.com/office/word/2012/wordml" xmlns:w16cex="http://schemas.microsoft.com/office/word/2018/wordml/cex" xmlns:w16cid="http://schemas.microsoft.com/office/word/2016/wordml/cid" xmlns:w16="http://schemas.microsoft.com/office/word/2018/wordml" xmlns:w16du="http://schemas.microsoft.com/office/word/2023/wordml/word16du" xmlns:w16sdtdh="http://schemas.microsoft.com/office/word/2020/wordml/sdtdatahash" xmlns:w16sdtfl="http://schemas.microsoft.com/office/word/2024/wordml/sdtformatlock" xmlns:w16se="http://schemas.microsoft.com/office/word/2015/wordml/symex" mc:Ignorable="w14 w15 w16se w16cid w16 w16cex w16sdtdh w16sdtfl w16du">
   <w:docDefaults>
     <w:rPrDefault>
       <w:rPr>
@@ -45,155 +147,556 @@
         <w:lang w:val="en-US" w:eastAsia="en-US" w:bidi="ar-SA"/>
       </w:rPr>
     </w:rPrDefault>
-    <w:pPrDefault>
-      <w:pPr>
-        <w:spacing w:after="200" w:line="276" w:lineRule="auto"/>
-      </w:pPr>
-    </w:pPrDefault>
+    <w:pPrDefault/>
   </w:docDefaults>
-  <w:latentStyles w:defLockedState="0" w:defUIPriority="99" w:defSemiHidden="1" w:defUnhideWhenUsed="1" w:defQFormat="0" w:count="267">
-    <w:lsdException w:name="Normal" w:semiHidden="0" w:uiPriority="0" w:unhideWhenUsed="0" w:qFormat="1"/>
-    <w:lsdException w:name="heading 1" w:semiHidden="0" w:uiPriority="9" w:unhideWhenUsed="0" w:qFormat="1"/>
-    <w:lsdException w:name="heading 2" w:uiPriority="9" w:qFormat="1"/>
-    <w:lsdException w:name="heading 3" w:uiPriority="9" w:qFormat="1"/>
-    <w:lsdException w:name="heading 4" w:uiPriority="9" w:qFormat="1"/>
-    <w:lsdException w:name="heading 5" w:uiPriority="9" w:qFormat="1"/>
-    <w:lsdException w:name="heading 6" w:uiPriority="9" w:qFormat="1"/>
-    <w:lsdException w:name="heading 7" w:uiPriority="9" w:qFormat="1"/>
-    <w:lsdException w:name="heading 8" w:uiPriority="9" w:qFormat="1"/>
-    <w:lsdException w:name="heading 9" w:uiPriority="9" w:qFormat="1"/>
-    <w:lsdException w:name="toc 1" w:uiPriority="39"/>
-    <w:lsdException w:name="toc 2" w:uiPriority="39"/>
-    <w:lsdException w:name="toc 3" w:uiPriority="39"/>
-    <w:lsdException w:name="toc 4" w:uiPriority="39"/>
-    <w:lsdException w:name="toc 5" w:uiPriority="39"/>
-    <w:lsdException w:name="toc 6" w:uiPriority="39"/>
-    <w:lsdException w:name="toc 7" w:uiPriority="39"/>
-    <w:lsdException w:name="toc 8" w:uiPriority="39"/>
-    <w:lsdException w:name="toc 9" w:uiPriority="39"/>
-    <w:lsdException w:name="caption" w:uiPriority="35" w:qFormat="1"/>
-    <w:lsdException w:name="Title" w:semiHidden="0" w:uiPriority="10" w:unhideWhenUsed="0" w:qFormat="1"/>
-    <w:lsdException w:name="Default Paragraph Font" w:uiPriority="1"/>
-    <w:lsdException w:name="Subtitle" w:semiHidden="0" w:uiPriority="11" w:unhideWhenUsed="0" w:qFormat="1"/>
-    <w:lsdException w:name="Strong" w:semiHidden="0" w:uiPriority="22" w:unhideWhenUsed="0" w:qFormat="1"/>
-    <w:lsdException w:name="Emphasis" w:semiHidden="0" w:uiPriority="20" w:unhideWhenUsed="0" w:qFormat="1"/>
-    <w:lsdException w:name="Table Grid" w:semiHidden="0" w:uiPriority="59" w:unhideWhenUsed="0"/>
-    <w:lsdException w:name="Placeholder Text" w:unhideWhenUsed="0"/>
-    <w:lsdException w:name="No Spacing" w:semiHidden="0" w:uiPriority="1" w:unhideWhenUsed="0" w:qFormat="1"/>
-    <w:lsdException w:name="Light Shading" w:semiHidden="0" w:uiPriority="60" w:unhideWhenUsed="0"/>
-    <w:lsdException w:name="Light List" w:semiHidden="0" w:uiPriority="61" w:unhideWhenUsed="0"/>
-    <w:lsdException w:name="Light Grid" w:semiHidden="0" w:uiPriority="62" w:unhideWhenUsed="0"/>
-    <w:lsdException w:name="Medium Shading 1" w:semiHidden="0" w:uiPriority="63" w:unhideWhenUsed="0"/>
-    <w:lsdException w:name="Medium Shading 2" w:semiHidden="0" w:uiPriority="64" w:unhideWhenUsed="0"/>
-    <w:lsdException w:name="Medium List 1" w:semiHidden="0" w:uiPriority="65" w:unhideWhenUsed="0"/>
-    <w:lsdException w:name="Medium List 2" w:semiHidden="0" w:uiPriority="66" w:unhideWhenUsed="0"/>
-    <w:lsdException w:name="Medium Grid 1" w:semiHidden="0" w:uiPriority="67" w:unhideWhenUsed="0"/>
-    <w:lsdException w:name="Medium Grid 2" w:semiHidden="0" w:uiPriority="68" w:unhideWhenUsed="0"/>
-    <w:lsdException w:name="Medium Grid 3" w:semiHidden="0" w:uiPriority="69" w:unhideWhenUsed="0"/>
-    <w:lsdException w:name="Dark List" w:semiHidden="0" w:uiPriority="70" w:unhideWhenUsed="0"/>
-    <w:lsdException w:name="Colorful Shading" w:semiHidden="0" w:uiPriority="71" w:unhideWhenUsed="0"/>
-    <w:lsdException w:name="Colorful List" w:semiHidden="0" w:uiPriority="72" w:unhideWhenUsed="0"/>
-    <w:lsdException w:name="Colorful Grid" w:semiHidden="0" w:uiPriority="73" w:unhideWhenUsed="0"/>
-    <w:lsdException w:name="Light Shading Accent 1" w:semiHidden="0" w:uiPriority="60" w:unhideWhenUsed="0"/>
-    <w:lsdException w:name="Light List Accent 1" w:semiHidden="0" w:uiPriority="61" w:unhideWhenUsed="0"/>
-    <w:lsdException w:name="Light Grid Accent 1" w:semiHidden="0" w:uiPriority="62" w:unhideWhenUsed="0"/>
-    <w:lsdException w:name="Medium Shading 1 Accent 1" w:semiHidden="0" w:uiPriority="63" w:unhideWhenUsed="0"/>
-    <w:lsdException w:name="Medium Shading 2 Accent 1" w:semiHidden="0" w:uiPriority="64" w:unhideWhenUsed="0"/>
-    <w:lsdException w:name="Medium List 1 Accent 1" w:semiHidden="0" w:uiPriority="65" w:unhideWhenUsed="0"/>
-    <w:lsdException w:name="Revision" w:unhideWhenUsed="0"/>
-    <w:lsdException w:name="List Paragraph" w:semiHidden="0" w:uiPriority="34" w:unhideWhenUsed="0" w:qFormat="1"/>
-    <w:lsdException w:name="Quote" w:semiHidden="0" w:uiPriority="29" w:unhideWhenUsed="0" w:qFormat="1"/>
-    <w:lsdException w:name="Intense Quote" w:semiHidden="0" w:uiPriority="30" w:unhideWhenUsed="0" w:qFormat="1"/>
-    <w:lsdException w:name="Medium List 2 Accent 1" w:semiHidden="0" w:uiPriority="66" w:unhideWhenUsed="0"/>
-    <w:lsdException w:name="Medium Grid 1 Accent 1" w:semiHidden="0" w:uiPriority="67" w:unhideWhenUsed="0"/>
-    <w:lsdException w:name="Medium Grid 2 Accent 1" w:semiHidden="0" w:uiPriority="68" w:unhideWhenUsed="0"/>
-    <w:lsdException w:name="Medium Grid 3 Accent 1" w:semiHidden="0" w:uiPriority="69" w:unhideWhenUsed="0"/>
-    <w:lsdException w:name="Dark List Accent 1" w:semiHidden="0" w:uiPriority="70" w:unhideWhenUsed="0"/>
-    <w:lsdException w:name="Colorful Shading Accent 1" w:semiHidden="0" w:uiPriority="71" w:unhideWhenUsed="0"/>
-    <w:lsdException w:name="Colorful List Accent 1" w:semiHidden="0" w:uiPriority="72" w:unhideWhenUsed="0"/>
-    <w:lsdException w:name="Colorful Grid Accent 1" w:semiHidden="0" w:uiPriority="73" w:unhideWhenUsed="0"/>
-    <w:lsdException w:name="Light Shading Accent 2" w:semiHidden="0" w:uiPriority="60" w:unhideWhenUsed="0"/>
-    <w:lsdException w:name="Light List Accent 2" w:semiHidden="0" w:uiPriority="61" w:unhideWhenUsed="0"/>
-    <w:lsdException w:name="Light Grid Accent 2" w:semiHidden="0" w:uiPriority="62" w:unhideWhenUsed="0"/>
-    <w:lsdException w:name="Medium Shading 1 Accent 2" w:semiHidden="0" w:uiPriority="63" w:unhideWhenUsed="0"/>
-    <w:lsdException w:name="Medium Shading 2 Accent 2" w:semiHidden="0" w:uiPriority="64" w:unhideWhenUsed="0"/>
-    <w:lsdException w:name="Medium List 1 Accent 2" w:semiHidden="0" w:uiPriority="65" w:unhideWhenUsed="0"/>
-    <w:lsdException w:name="Medium List 2 Accent 2" w:semiHidden="0" w:uiPriority="66" w:unhideWhenUsed="0"/>
-    <w:lsdException w:name="Medium Grid 1 Accent 2" w:semiHidden="0" w:uiPriority="67" w:unhideWhenUsed="0"/>
-    <w:lsdException w:name="Medium Grid 2 Accent 2" w:semiHidden="0" w:uiPriority="68" w:unhideWhenUsed="0"/>
-    <w:lsdException w:name="Medium Grid 3 Accent 2" w:semiHidden="0" w:uiPriority="69" w:unhideWhenUsed="0"/>
-    <w:lsdException w:name="Dark List Accent 2" w:semiHidden="0" w:uiPriority="70" w:unhideWhenUsed="0"/>
-    <w:lsdException w:name="Colorful Shading Accent 2" w:semiHidden="0" w:uiPriority="71" w:unhideWhenUsed="0"/>
-    <w:lsdException w:name="Colorful List Accent 2" w:semiHidden="0" w:uiPriority="72" w:unhideWhenUsed="0"/>
-    <w:lsdException w:name="Colorful Grid Accent 2" w:semiHidden="0" w:uiPriority="73" w:unhideWhenUsed="0"/>
-    <w:lsdException w:name="Light Shading Accent 3" w:semiHidden="0" w:uiPriority="60" w:unhideWhenUsed="0"/>
-    <w:lsdException w:name="Light List Accent 3" w:semiHidden="0" w:uiPriority="61" w:unhideWhenUsed="0"/>
-    <w:lsdException w:name="Light Grid Accent 3" w:semiHidden="0" w:uiPriority="62" w:unhideWhenUsed="0"/>
-    <w:lsdException w:name="Medium Shading 1 Accent 3" w:semiHidden="0" w:uiPriority="63" w:unhideWhenUsed="0"/>
-    <w:lsdException w:name="Medium Shading 2 Accent 3" w:semiHidden="0" w:uiPriority="64" w:unhideWhenUsed="0"/>
-    <w:lsdException w:name="Medium List 1 Accent 3" w:semiHidden="0" w:uiPriority="65" w:unhideWhenUsed="0"/>
-    <w:lsdException w:name="Medium List 2 Accent 3" w:semiHidden="0" w:uiPriority="66" w:unhideWhenUsed="0"/>
-    <w:lsdException w:name="Medium Grid 1 Accent 3" w:semiHidden="0" w:uiPriority="67" w:unhideWhenUsed="0"/>
-    <w:lsdException w:name="Medium Grid 2 Accent 3" w:semiHidden="0" w:uiPriority="68" w:unhideWhenUsed="0"/>
-    <w:lsdException w:name="Medium Grid 3 Accent 3" w:semiHidden="0" w:uiPriority="69" w:unhideWhenUsed="0"/>
-    <w:lsdException w:name="Dark List Accent 3" w:semiHidden="0" w:uiPriority="70" w:unhideWhenUsed="0"/>
-    <w:lsdException w:name="Colorful Shading Accent 3" w:semiHidden="0" w:uiPriority="71" w:unhideWhenUsed="0"/>
-    <w:lsdException w:name="Colorful List Accent 3" w:semiHidden="0" w:uiPriority="72" w:unhideWhenUsed="0"/>
-    <w:lsdException w:name="Colorful Grid Accent 3" w:semiHidden="0" w:uiPriority="73" w:unhideWhenUsed="0"/>
-    <w:lsdException w:name="Light Shading Accent 4" w:semiHidden="0" w:uiPriority="60" w:unhideWhenUsed="0"/>
-    <w:lsdException w:name="Light List Accent 4" w:semiHidden="0" w:uiPriority="61" w:unhideWhenUsed="0"/>
-    <w:lsdException w:name="Light Grid Accent 4" w:semiHidden="0" w:uiPriority="62" w:unhideWhenUsed="0"/>
-    <w:lsdException w:name="Medium Shading 1 Accent 4" w:semiHidden="0" w:uiPriority="63" w:unhideWhenUsed="0"/>
-    <w:lsdException w:name="Medium Shading 2 Accent 4" w:semiHidden="0" w:uiPriority="64" w:unhideWhenUsed="0"/>
-    <w:lsdException w:name="Medium List 1 Accent 4" w:semiHidden="0" w:uiPriority="65" w:unhideWhenUsed="0"/>
-    <w:lsdException w:name="Medium List 2 Accent 4" w:semiHidden="0" w:uiPriority="66" w:unhideWhenUsed="0"/>
-    <w:lsdException w:name="Medium Grid 1 Accent 4" w:semiHidden="0" w:uiPriority="67" w:unhideWhenUsed="0"/>
-    <w:lsdException w:name="Medium Grid 2 Accent 4" w:semiHidden="0" w:uiPriority="68" w:unhideWhenUsed="0"/>
-    <w:lsdException w:name="Medium Grid 3 Accent 4" w:semiHidden="0" w:uiPriority="69" w:unhideWhenUsed="0"/>
-    <w:lsdException w:name="Dark List Accent 4" w:semiHidden="0" w:uiPriority="70" w:unhideWhenUsed="0"/>
-    <w:lsdException w:name="Colorful Shading Accent 4" w:semiHidden="0" w:uiPriority="71" w:unhideWhenUsed="0"/>
-    <w:lsdException w:name="Colorful List Accent 4" w:semiHidden="0" w:uiPriority="72" w:unhideWhenUsed="0"/>
-    <w:lsdException w:name="Colorful Grid Accent 4" w:semiHidden="0" w:uiPriority="73" w:unhideWhenUsed="0"/>
-    <w:lsdException w:name="Light Shading Accent 5" w:semiHidden="0" w:uiPriority="60" w:unhideWhenUsed="0"/>
-    <w:lsdException w:name="Light List Accent 5" w:semiHidden="0" w:uiPriority="61" w:unhideWhenUsed="0"/>
-    <w:lsdException w:name="Light Grid Accent 5" w:semiHidden="0" w:uiPriority="62" w:unhideWhenUsed="0"/>
-    <w:lsdException w:name="Medium Shading 1 Accent 5" w:semiHidden="0" w:uiPriority="63" w:unhideWhenUsed="0"/>
-    <w:lsdException w:name="Medium Shading 2 Accent 5" w:semiHidden="0" w:uiPriority="64" w:unhideWhenUsed="0"/>
-    <w:lsdException w:name="Medium List 1 Accent 5" w:semiHidden="0" w:uiPriority="65" w:unhideWhenUsed="0"/>
-    <w:lsdException w:name="Medium List 2 Accent 5" w:semiHidden="0" w:uiPriority="66" w:unhideWhenUsed="0"/>
-    <w:lsdException w:name="Medium Grid 1 Accent 5" w:semiHidden="0" w:uiPriority="67" w:unhideWhenUsed="0"/>
-    <w:lsdException w:name="Medium Grid 2 Accent 5" w:semiHidden="0" w:uiPriority="68" w:unhideWhenUsed="0"/>
-    <w:lsdException w:name="Medium Grid 3 Accent 5" w:semiHidden="0" w:uiPriority="69" w:unhideWhenUsed="0"/>
-    <w:lsdException w:name="Dark List Accent 5" w:semiHidden="0" w:uiPriority="70" w:unhideWhenUsed="0"/>
-    <w:lsdException w:name="Colorful Shading Accent 5" w:semiHidden="0" w:uiPriority="71" w:unhideWhenUsed="0"/>
-    <w:lsdException w:name="Colorful List Accent 5" w:semiHidden="0" w:uiPriority="72" w:unhideWhenUsed="0"/>
-    <w:lsdException w:name="Colorful Grid Accent 5" w:semiHidden="0" w:uiPriority="73" w:unhideWhenUsed="0"/>
-    <w:lsdException w:name="Light Shading Accent 6" w:semiHidden="0" w:uiPriority="60" w:unhideWhenUsed="0"/>
-    <w:lsdException w:name="Light List Accent 6" w:semiHidden="0" w:uiPriority="61" w:unhideWhenUsed="0"/>
-    <w:lsdException w:name="Light Grid Accent 6" w:semiHidden="0" w:uiPriority="62" w:unhideWhenUsed="0"/>
-    <w:lsdException w:name="Medium Shading 1 Accent 6" w:semiHidden="0" w:uiPriority="63" w:unhideWhenUsed="0"/>
-    <w:lsdException w:name="Medium Shading 2 Accent 6" w:semiHidden="0" w:uiPriority="64" w:unhideWhenUsed="0"/>
-    <w:lsdException w:name="Medium List 1 Accent 6" w:semiHidden="0" w:uiPriority="65" w:unhideWhenUsed="0"/>
-    <w:lsdException w:name="Medium List 2 Accent 6" w:semiHidden="0" w:uiPriority="66" w:unhideWhenUsed="0"/>
-    <w:lsdException w:name="Medium Grid 1 Accent 6" w:semiHidden="0" w:uiPriority="67" w:unhideWhenUsed="0"/>
-    <w:lsdException w:name="Medium Grid 2 Accent 6" w:semiHidden="0" w:uiPriority="68" w:unhideWhenUsed="0"/>
-    <w:lsdException w:name="Medium Grid 3 Accent 6" w:semiHidden="0" w:uiPriority="69" w:unhideWhenUsed="0"/>
-    <w:lsdException w:name="Dark List Accent 6" w:semiHidden="0" w:uiPriority="70" w:unhideWhenUsed="0"/>
-    <w:lsdException w:name="Colorful Shading Accent 6" w:semiHidden="0" w:uiPriority="71" w:unhideWhenUsed="0"/>
-    <w:lsdException w:name="Colorful List Accent 6" w:semiHidden="0" w:uiPriority="72" w:unhideWhenUsed="0"/>
-    <w:lsdException w:name="Colorful Grid Accent 6" w:semiHidden="0" w:uiPriority="73" w:unhideWhenUsed="0"/>
-    <w:lsdException w:name="Subtle Emphasis" w:semiHidden="0" w:uiPriority="19" w:unhideWhenUsed="0" w:qFormat="1"/>
-    <w:lsdException w:name="Intense Emphasis" w:semiHidden="0" w:uiPriority="21" w:unhideWhenUsed="0" w:qFormat="1"/>
-    <w:lsdException w:name="Subtle Reference" w:semiHidden="0" w:uiPriority="31" w:unhideWhenUsed="0" w:qFormat="1"/>
-    <w:lsdException w:name="Intense Reference" w:semiHidden="0" w:uiPriority="32" w:unhideWhenUsed="0" w:qFormat="1"/>
-    <w:lsdException w:name="Book Title" w:semiHidden="0" w:uiPriority="33" w:unhideWhenUsed="0" w:qFormat="1"/>
-    <w:lsdException w:name="Bibliography" w:uiPriority="37"/>
-    <w:lsdException w:name="TOC Heading" w:uiPriority="39" w:qFormat="1"/>
+  <w:latentStyles w:defLockedState="0" w:defUIPriority="99" w:defSemiHidden="0" w:defUnhideWhenUsed="0" w:defQFormat="0" w:count="376">
+    <w:lsdException w:name="Normal" w:uiPriority="0" w:qFormat="1"/>
+    <w:lsdException w:name="heading 1" w:uiPriority="0" w:qFormat="1"/>
+    <w:lsdException w:name="heading 2" w:semiHidden="1" w:uiPriority="0" w:unhideWhenUsed="1" w:qFormat="1"/>
+    <w:lsdException w:name="heading 3" w:semiHidden="1" w:uiPriority="0" w:unhideWhenUsed="1" w:qFormat="1"/>
+    <w:lsdException w:name="heading 4" w:semiHidden="1" w:uiPriority="0" w:unhideWhenUsed="1" w:qFormat="1"/>
+    <w:lsdException w:name="heading 5" w:semiHidden="1" w:uiPriority="0" w:unhideWhenUsed="1" w:qFormat="1"/>
+    <w:lsdException w:name="heading 6" w:semiHidden="1" w:uiPriority="0" w:unhideWhenUsed="1" w:qFormat="1"/>
+    <w:lsdException w:name="heading 7" w:semiHidden="1" w:uiPriority="0" w:unhideWhenUsed="1" w:qFormat="1"/>
+    <w:lsdException w:name="heading 8" w:semiHidden="1" w:uiPriority="0" w:unhideWhenUsed="1" w:qFormat="1"/>
+    <w:lsdException w:name="heading 9" w:semiHidden="1" w:uiPriority="0" w:unhideWhenUsed="1" w:qFormat="1"/>
+    <w:lsdException w:name="index 1" w:semiHidden="1" w:unhideWhenUsed="1"/>
+    <w:lsdException w:name="index 2" w:semiHidden="1" w:unhideWhenUsed="1"/>
+    <w:lsdException w:name="index 3" w:semiHidden="1" w:unhideWhenUsed="1"/>
+    <w:lsdException w:name="index 4" w:semiHidden="1" w:unhideWhenUsed="1"/>
+    <w:lsdException w:name="index 5" w:semiHidden="1" w:unhideWhenUsed="1"/>
+    <w:lsdException w:name="index 6" w:semiHidden="1" w:unhideWhenUsed="1"/>
+    <w:lsdException w:name="index 7" w:semiHidden="1" w:unhideWhenUsed="1"/>
+    <w:lsdException w:name="index 8" w:semiHidden="1" w:unhideWhenUsed="1"/>
+    <w:lsdException w:name="index 9" w:semiHidden="1" w:unhideWhenUsed="1"/>
+    <w:lsdException w:name="toc 1" w:semiHidden="1" w:uiPriority="39" w:unhideWhenUsed="1"/>
+    <w:lsdException w:name="toc 2" w:semiHidden="1" w:uiPriority="39" w:unhideWhenUsed="1"/>
+    <w:lsdException w:name="toc 3" w:semiHidden="1" w:uiPriority="39" w:unhideWhenUsed="1"/>
+    <w:lsdException w:name="toc 4" w:semiHidden="1" w:uiPriority="39" w:unhideWhenUsed="1"/>
+    <w:lsdException w:name="toc 5" w:semiHidden="1" w:uiPriority="39" w:unhideWhenUsed="1"/>
+    <w:lsdException w:name="toc 6" w:semiHidden="1" w:uiPriority="39" w:unhideWhenUsed="1"/>
+    <w:lsdException w:name="toc 7" w:semiHidden="1" w:uiPriority="39" w:unhideWhenUsed="1"/>
+    <w:lsdException w:name="toc 8" w:semiHidden="1" w:uiPriority="39" w:unhideWhenUsed="1"/>
+    <w:lsdException w:name="toc 9" w:semiHidden="1" w:uiPriority="39" w:unhideWhenUsed="1"/>
+    <w:lsdException w:name="Normal Indent" w:semiHidden="1" w:unhideWhenUsed="1"/>
+    <w:lsdException w:name="footnote text" w:semiHidden="1" w:unhideWhenUsed="1"/>
+    <w:lsdException w:name="annotation text" w:semiHidden="1" w:unhideWhenUsed="1"/>
+    <w:lsdException w:name="header" w:semiHidden="1" w:unhideWhenUsed="1"/>
+    <w:lsdException w:name="footer" w:semiHidden="1" w:unhideWhenUsed="1"/>
+    <w:lsdException w:name="index heading" w:semiHidden="1" w:unhideWhenUsed="1"/>
+    <w:lsdException w:name="caption" w:semiHidden="1" w:uiPriority="35" w:unhideWhenUsed="1" w:qFormat="1"/>
+    <w:lsdException w:name="table of figures" w:semiHidden="1" w:unhideWhenUsed="1"/>
+    <w:lsdException w:name="envelope address" w:semiHidden="1" w:unhideWhenUsed="1"/>
+    <w:lsdException w:name="envelope return" w:semiHidden="1" w:unhideWhenUsed="1"/>
+    <w:lsdException w:name="footnote reference" w:semiHidden="1" w:unhideWhenUsed="1"/>
+    <w:lsdException w:name="annotation reference" w:semiHidden="1" w:unhideWhenUsed="1"/>
+    <w:lsdException w:name="line number" w:semiHidden="1" w:unhideWhenUsed="1"/>
+    <w:lsdException w:name="page number" w:semiHidden="1" w:unhideWhenUsed="1"/>
+    <w:lsdException w:name="endnote reference" w:semiHidden="1" w:unhideWhenUsed="1"/>
+    <w:lsdException w:name="endnote text" w:semiHidden="1" w:unhideWhenUsed="1"/>
+    <w:lsdException w:name="table of authorities" w:semiHidden="1" w:unhideWhenUsed="1"/>
+    <w:lsdException w:name="macro" w:semiHidden="1" w:unhideWhenUsed="1"/>
+    <w:lsdException w:name="toa heading" w:semiHidden="1" w:unhideWhenUsed="1"/>
+    <w:lsdException w:name="List" w:semiHidden="1" w:unhideWhenUsed="1"/>
+    <w:lsdException w:name="List Bullet" w:semiHidden="1" w:unhideWhenUsed="1"/>
+    <w:lsdException w:name="List Number" w:semiHidden="1" w:unhideWhenUsed="1"/>
+    <w:lsdException w:name="List 2" w:semiHidden="1" w:unhideWhenUsed="1"/>
+    <w:lsdException w:name="List 3" w:semiHidden="1" w:unhideWhenUsed="1"/>
+    <w:lsdException w:name="List 4" w:semiHidden="1" w:unhideWhenUsed="1"/>
+    <w:lsdException w:name="List 5" w:semiHidden="1" w:unhideWhenUsed="1"/>
+    <w:lsdException w:name="List Bullet 2" w:semiHidden="1" w:unhideWhenUsed="1"/>
+    <w:lsdException w:name="List Bullet 3" w:semiHidden="1" w:unhideWhenUsed="1"/>
+    <w:lsdException w:name="List Bullet 4" w:semiHidden="1" w:unhideWhenUsed="1"/>
+    <w:lsdException w:name="List Bullet 5" w:semiHidden="1" w:unhideWhenUsed="1"/>
+    <w:lsdException w:name="List Number 2" w:semiHidden="1" w:unhideWhenUsed="1"/>
+    <w:lsdException w:name="List Number 3" w:semiHidden="1" w:unhideWhenUsed="1"/>
+    <w:lsdException w:name="List Number 4" w:semiHidden="1" w:unhideWhenUsed="1"/>
+    <w:lsdException w:name="List Number 5" w:semiHidden="1" w:unhideWhenUsed="1"/>
+    <w:lsdException w:name="Title" w:uiPriority="10" w:qFormat="1"/>
+    <w:lsdException w:name="Closing" w:semiHidden="1" w:unhideWhenUsed="1"/>
+    <w:lsdException w:name="Signature" w:semiHidden="1" w:unhideWhenUsed="1"/>
+    <w:lsdException w:name="Default Paragraph Font" w:semiHidden="1" w:uiPriority="1" w:unhideWhenUsed="1"/>
+    <w:lsdException w:name="Body Text" w:semiHidden="1" w:unhideWhenUsed="1"/>
+    <w:lsdException w:name="Body Text Indent" w:semiHidden="1" w:unhideWhenUsed="1"/>
+    <w:lsdException w:name="List Continue" w:semiHidden="1" w:unhideWhenUsed="1"/>
+    <w:lsdException w:name="List Continue 2" w:semiHidden="1" w:unhideWhenUsed="1"/>
+    <w:lsdException w:name="List Continue 3" w:semiHidden="1" w:unhideWhenUsed="1"/>
+    <w:lsdException w:name="List Continue 4" w:semiHidden="1" w:unhideWhenUsed="1"/>
+    <w:lsdException w:name="List Continue 5" w:semiHidden="1" w:unhideWhenUsed="1"/>
+    <w:lsdException w:name="Message Header" w:semiHidden="1" w:unhideWhenUsed="1"/>
+    <w:lsdException w:name="Subtitle" w:uiPriority="11" w:qFormat="1"/>
+    <w:lsdException w:name="Salutation" w:semiHidden="1" w:unhideWhenUsed="1"/>
+    <w:lsdException w:name="Date" w:semiHidden="1" w:unhideWhenUsed="1"/>
+    <w:lsdException w:name="Body Text First Indent" w:semiHidden="1" w:unhideWhenUsed="1"/>
+    <w:lsdException w:name="Body Text First Indent 2" w:semiHidden="1" w:unhideWhenUsed="1"/>
+    <w:lsdException w:name="Note Heading" w:semiHidden="1" w:unhideWhenUsed="1"/>
+    <w:lsdException w:name="Body Text 2" w:semiHidden="1" w:unhideWhenUsed="1"/>
+    <w:lsdException w:name="Body Text 3" w:semiHidden="1" w:unhideWhenUsed="1"/>
+    <w:lsdException w:name="Body Text Indent 2" w:semiHidden="1" w:unhideWhenUsed="1"/>
+    <w:lsdException w:name="Body Text Indent 3" w:semiHidden="1" w:unhideWhenUsed="1"/>
+    <w:lsdException w:name="Block Text" w:semiHidden="1" w:unhideWhenUsed="1"/>
+    <w:lsdException w:name="Hyperlink" w:semiHidden="1" w:unhideWhenUsed="1"/>
+    <w:lsdException w:name="FollowedHyperlink" w:semiHidden="1" w:unhideWhenUsed="1"/>
+    <w:lsdException w:name="Strong" w:uiPriority="22" w:qFormat="1"/>
+    <w:lsdException w:name="Emphasis" w:uiPriority="20" w:qFormat="1"/>
+    <w:lsdException w:name="Document Map" w:semiHidden="1" w:unhideWhenUsed="1"/>
+    <w:lsdException w:name="Plain Text" w:semiHidden="1" w:unhideWhenUsed="1"/>
+    <w:lsdException w:name="E-mail Signature" w:semiHidden="1" w:unhideWhenUsed="1"/>
+    <w:lsdException w:name="HTML Top of Form" w:semiHidden="1" w:unhideWhenUsed="1"/>
+    <w:lsdException w:name="HTML Bottom of Form" w:semiHidden="1" w:unhideWhenUsed="1"/>
+    <w:lsdException w:name="Normal (Web)" w:semiHidden="1" w:unhideWhenUsed="1"/>
+    <w:lsdException w:name="HTML Acronym" w:semiHidden="1" w:unhideWhenUsed="1"/>
+    <w:lsdException w:name="HTML Address" w:semiHidden="1" w:unhideWhenUsed="1"/>
+    <w:lsdException w:name="HTML Cite" w:semiHidden="1" w:unhideWhenUsed="1"/>
+    <w:lsdException w:name="HTML Code" w:semiHidden="1" w:unhideWhenUsed="1"/>
+    <w:lsdException w:name="HTML Definition" w:semiHidden="1" w:unhideWhenUsed="1"/>
+    <w:lsdException w:name="HTML Keyboard" w:semiHidden="1" w:unhideWhenUsed="1"/>
+    <w:lsdException w:name="HTML Preformatted" w:semiHidden="1" w:unhideWhenUsed="1"/>
+    <w:lsdException w:name="HTML Sample" w:semiHidden="1" w:unhideWhenUsed="1"/>
+    <w:lsdException w:name="HTML Typewriter" w:semiHidden="1" w:unhideWhenUsed="1"/>
+    <w:lsdException w:name="HTML Variable" w:semiHidden="1" w:unhideWhenUsed="1"/>
+    <w:lsdException w:name="Normal Table" w:semiHidden="1" w:unhideWhenUsed="1"/>
+    <w:lsdException w:name="annotation subject" w:semiHidden="1" w:unhideWhenUsed="1"/>
+    <w:lsdException w:name="No List" w:semiHidden="1" w:unhideWhenUsed="1"/>
+    <w:lsdException w:name="Outline List 1" w:semiHidden="1" w:unhideWhenUsed="1"/>
+    <w:lsdException w:name="Outline List 2" w:semiHidden="1" w:unhideWhenUsed="1"/>
+    <w:lsdException w:name="Outline List 3" w:semiHidden="1" w:unhideWhenUsed="1"/>
+    <w:lsdException w:name="Table Simple 1" w:semiHidden="1" w:unhideWhenUsed="1"/>
+    <w:lsdException w:name="Table Simple 2" w:semiHidden="1" w:unhideWhenUsed="1"/>
+    <w:lsdException w:name="Table Simple 3" w:semiHidden="1" w:unhideWhenUsed="1"/>
+    <w:lsdException w:name="Table Classic 1" w:semiHidden="1" w:unhideWhenUsed="1"/>
+    <w:lsdException w:name="Table Classic 2" w:semiHidden="1" w:unhideWhenUsed="1"/>
+    <w:lsdException w:name="Table Classic 3" w:semiHidden="1" w:unhideWhenUsed="1"/>
+    <w:lsdException w:name="Table Classic 4" w:semiHidden="1" w:unhideWhenUsed="1"/>
+    <w:lsdException w:name="Table Colorful 1" w:semiHidden="1" w:unhideWhenUsed="1"/>
+    <w:lsdException w:name="Table Colorful 2" w:semiHidden="1" w:unhideWhenUsed="1"/>
+    <w:lsdException w:name="Table Colorful 3" w:semiHidden="1" w:unhideWhenUsed="1"/>
+    <w:lsdException w:name="Table Columns 1" w:semiHidden="1" w:unhideWhenUsed="1"/>
+    <w:lsdException w:name="Table Columns 2" w:semiHidden="1" w:unhideWhenUsed="1"/>
+    <w:lsdException w:name="Table Columns 3" w:semiHidden="1" w:unhideWhenUsed="1"/>
+    <w:lsdException w:name="Table Columns 4" w:semiHidden="1" w:unhideWhenUsed="1"/>
+    <w:lsdException w:name="Table Columns 5" w:semiHidden="1" w:unhideWhenUsed="1"/>
+    <w:lsdException w:name="Table Grid 1" w:semiHidden="1" w:unhideWhenUsed="1"/>
+    <w:lsdException w:name="Table Grid 2" w:semiHidden="1" w:unhideWhenUsed="1"/>
+    <w:lsdException w:name="Table Grid 3" w:semiHidden="1" w:unhideWhenUsed="1"/>
+    <w:lsdException w:name="Table Grid 4" w:semiHidden="1" w:unhideWhenUsed="1"/>
+    <w:lsdException w:name="Table Grid 5" w:semiHidden="1" w:unhideWhenUsed="1"/>
+    <w:lsdException w:name="Table Grid 6" w:semiHidden="1" w:unhideWhenUsed="1"/>
+    <w:lsdException w:name="Table Grid 7" w:semiHidden="1" w:unhideWhenUsed="1"/>
+    <w:lsdException w:name="Table Grid 8" w:semiHidden="1" w:unhideWhenUsed="1"/>
+    <w:lsdException w:name="Table List 1" w:semiHidden="1" w:unhideWhenUsed="1"/>
+    <w:lsdException w:name="Table List 2" w:semiHidden="1" w:unhideWhenUsed="1"/>
+    <w:lsdException w:name="Table List 3" w:semiHidden="1" w:unhideWhenUsed="1"/>
+    <w:lsdException w:name="Table List 4" w:semiHidden="1" w:unhideWhenUsed="1"/>
+    <w:lsdException w:name="Table List 5" w:semiHidden="1" w:unhideWhenUsed="1"/>
+    <w:lsdException w:name="Table List 6" w:semiHidden="1" w:unhideWhenUsed="1"/>
+    <w:lsdException w:name="Table List 7" w:semiHidden="1" w:unhideWhenUsed="1"/>
+    <w:lsdException w:name="Table List 8" w:semiHidden="1" w:unhideWhenUsed="1"/>
+    <w:lsdException w:name="Table 3D effects 1" w:semiHidden="1" w:unhideWhenUsed="1"/>
+    <w:lsdException w:name="Table 3D effects 2" w:semiHidden="1" w:unhideWhenUsed="1"/>
+    <w:lsdException w:name="Table 3D effects 3" w:semiHidden="1" w:unhideWhenUsed="1"/>
+    <w:lsdException w:name="Table Contemporary" w:semiHidden="1" w:unhideWhenUsed="1"/>
+    <w:lsdException w:name="Table Elegant" w:semiHidden="1" w:unhideWhenUsed="1"/>
+    <w:lsdException w:name="Table Professional" w:semiHidden="1" w:unhideWhenUsed="1"/>
+    <w:lsdException w:name="Table Subtle 1" w:semiHidden="1" w:unhideWhenUsed="1"/>
+    <w:lsdException w:name="Table Subtle 2" w:semiHidden="1" w:unhideWhenUsed="1"/>
+    <w:lsdException w:name="Table Web 1" w:semiHidden="1" w:unhideWhenUsed="1"/>
+    <w:lsdException w:name="Table Web 2" w:semiHidden="1" w:unhideWhenUsed="1"/>
+    <w:lsdException w:name="Table Web 3" w:semiHidden="1" w:unhideWhenUsed="1"/>
+    <w:lsdException w:name="Balloon Text" w:semiHidden="1" w:unhideWhenUsed="1"/>
+    <w:lsdException w:name="Table Grid" w:uiPriority="59"/>
+    <w:lsdException w:name="Table Theme" w:semiHidden="1" w:unhideWhenUsed="1"/>
+    <w:lsdException w:name="Placeholder Text" w:semiHidden="1"/>
+    <w:lsdException w:name="No Spacing" w:uiPriority="1" w:qFormat="1"/>
+    <w:lsdException w:name="Light Shading" w:uiPriority="60"/>
+    <w:lsdException w:name="Light List" w:uiPriority="61"/>
+    <w:lsdException w:name="Light Grid" w:uiPriority="62"/>
+    <w:lsdException w:name="Medium Shading 1" w:uiPriority="63"/>
+    <w:lsdException w:name="Medium Shading 2" w:uiPriority="64"/>
+    <w:lsdException w:name="Medium List 1" w:uiPriority="65"/>
+    <w:lsdException w:name="Medium List 2" w:uiPriority="66"/>
+    <w:lsdException w:name="Medium Grid 1" w:uiPriority="67"/>
+    <w:lsdException w:name="Medium Grid 2" w:uiPriority="68"/>
+    <w:lsdException w:name="Medium Grid 3" w:uiPriority="69"/>
+    <w:lsdException w:name="Dark List" w:uiPriority="70"/>
+    <w:lsdException w:name="Colorful Shading" w:uiPriority="71"/>
+    <w:lsdException w:name="Colorful List" w:uiPriority="72"/>
+    <w:lsdException w:name="Colorful Grid" w:uiPriority="73"/>
+    <w:lsdException w:name="Light Shading Accent 1" w:uiPriority="60"/>
+    <w:lsdException w:name="Light List Accent 1" w:uiPriority="61"/>
+    <w:lsdException w:name="Light Grid Accent 1" w:uiPriority="62"/>
+    <w:lsdException w:name="Medium Shading 1 Accent 1" w:uiPriority="63"/>
+    <w:lsdException w:name="Medium Shading 2 Accent 1" w:uiPriority="64"/>
+    <w:lsdException w:name="Medium List 1 Accent 1" w:uiPriority="65"/>
+    <w:lsdException w:name="Revision" w:semiHidden="1"/>
+    <w:lsdException w:name="List Paragraph" w:uiPriority="34" w:qFormat="1"/>
+    <w:lsdException w:name="Quote" w:uiPriority="29" w:qFormat="1"/>
+    <w:lsdException w:name="Intense Quote" w:uiPriority="30" w:qFormat="1"/>
+    <w:lsdException w:name="Medium List 2 Accent 1" w:uiPriority="66"/>
+    <w:lsdException w:name="Medium Grid 1 Accent 1" w:uiPriority="67"/>
+    <w:lsdException w:name="Medium Grid 2 Accent 1" w:uiPriority="68"/>
+    <w:lsdException w:name="Medium Grid 3 Accent 1" w:uiPriority="69"/>
+    <w:lsdException w:name="Dark List Accent 1" w:uiPriority="70"/>
+    <w:lsdException w:name="Colorful Shading Accent 1" w:uiPriority="71"/>
+    <w:lsdException w:name="Colorful List Accent 1" w:uiPriority="72"/>
+    <w:lsdException w:name="Colorful Grid Accent 1" w:uiPriority="73"/>
+    <w:lsdException w:name="Light Shading Accent 2" w:uiPriority="60"/>
+    <w:lsdException w:name="Light List Accent 2" w:uiPriority="61"/>
+    <w:lsdException w:name="Light Grid Accent 2" w:uiPriority="62"/>
+    <w:lsdException w:name="Medium Shading 1 Accent 2" w:uiPriority="63"/>
+    <w:lsdException w:name="Medium Shading 2 Accent 2" w:uiPriority="64"/>
+    <w:lsdException w:name="Medium List 1 Accent 2" w:uiPriority="65"/>
+    <w:lsdException w:name="Medium List 2 Accent 2" w:uiPriority="66"/>
+    <w:lsdException w:name="Medium Grid 1 Accent 2" w:uiPriority="67"/>
+    <w:lsdException w:name="Medium Grid 2 Accent 2" w:uiPriority="68"/>
+    <w:lsdException w:name="Medium Grid 3 Accent 2" w:uiPriority="69"/>
+    <w:lsdException w:name="Dark List Accent 2" w:uiPriority="70"/>
+    <w:lsdException w:name="Colorful Shading Accent 2" w:uiPriority="71"/>
+    <w:lsdException w:name="Colorful List Accent 2" w:uiPriority="72"/>
+    <w:lsdException w:name="Colorful Grid Accent 2" w:uiPriority="73"/>
+    <w:lsdException w:name="Light Shading Accent 3" w:uiPriority="60"/>
+    <w:lsdException w:name="Light List Accent 3" w:uiPriority="61"/>
+    <w:lsdException w:name="Light Grid Accent 3" w:uiPriority="62"/>
+    <w:lsdException w:name="Medium Shading 1 Accent 3" w:uiPriority="63"/>
+    <w:lsdException w:name="Medium Shading 2 Accent 3" w:uiPriority="64"/>
+    <w:lsdException w:name="Medium List 1 Accent 3" w:uiPriority="65"/>
+    <w:lsdException w:name="Medium List 2 Accent 3" w:uiPriority="66"/>
+    <w:lsdException w:name="Medium Grid 1 Accent 3" w:uiPriority="67"/>
+    <w:lsdException w:name="Medium Grid 2 Accent 3" w:uiPriority="68"/>
+    <w:lsdException w:name="Medium Grid 3 Accent 3" w:uiPriority="69"/>
+    <w:lsdException w:name="Dark List Accent 3" w:uiPriority="70"/>
+    <w:lsdException w:name="Colorful Shading Accent 3" w:uiPriority="71"/>
+    <w:lsdException w:name="Colorful List Accent 3" w:uiPriority="72"/>
+    <w:lsdException w:name="Colorful Grid Accent 3" w:uiPriority="73"/>
+    <w:lsdException w:name="Light Shading Accent 4" w:uiPriority="60"/>
+    <w:lsdException w:name="Light List Accent 4" w:uiPriority="61"/>
+    <w:lsdException w:name="Light Grid Accent 4" w:uiPriority="62"/>
+    <w:lsdException w:name="Medium Shading 1 Accent 4" w:uiPriority="63"/>
+    <w:lsdException w:name="Medium Shading 2 Accent 4" w:uiPriority="64"/>
+    <w:lsdException w:name="Medium List 1 Accent 4" w:uiPriority="65"/>
+    <w:lsdException w:name="Medium List 2 Accent 4" w:uiPriority="66"/>
+    <w:lsdException w:name="Medium Grid 1 Accent 4" w:uiPriority="67"/>
+    <w:lsdException w:name="Medium Grid 2 Accent 4" w:uiPriority="68"/>
+    <w:lsdException w:name="Medium Grid 3 Accent 4" w:uiPriority="69"/>
+    <w:lsdException w:name="Dark List Accent 4" w:uiPriority="70"/>
+    <w:lsdException w:name="Colorful Shading Accent 4" w:uiPriority="71"/>
+    <w:lsdException w:name="Colorful List Accent 4" w:uiPriority="72"/>
+    <w:lsdException w:name="Colorful Grid Accent 4" w:uiPriority="73"/>
+    <w:lsdException w:name="Light Shading Accent 5" w:uiPriority="60"/>
+    <w:lsdException w:name="Light List Accent 5" w:uiPriority="61"/>
+    <w:lsdException w:name="Light Grid Accent 5" w:uiPriority="62"/>
+    <w:lsdException w:name="Medium Shading 1 Accent 5" w:uiPriority="63"/>
+    <w:lsdException w:name="Medium Shading 2 Accent 5" w:uiPriority="64"/>
+    <w:lsdException w:name="Medium List 1 Accent 5" w:uiPriority="65"/>
+    <w:lsdException w:name="Medium List 2 Accent 5" w:uiPriority="66"/>
+    <w:lsdException w:name="Medium Grid 1 Accent 5" w:uiPriority="67"/>
+    <w:lsdException w:name="Medium Grid 2 Accent 5" w:uiPriority="68"/>
+    <w:lsdException w:name="Medium Grid 3 Accent 5" w:uiPriority="69"/>
+    <w:lsdException w:name="Dark List Accent 5" w:uiPriority="70"/>
+    <w:lsdException w:name="Colorful Shading Accent 5" w:uiPriority="71"/>
+    <w:lsdException w:name="Colorful List Accent 5" w:uiPriority="72"/>
+    <w:lsdException w:name="Colorful Grid Accent 5" w:uiPriority="73"/>
+    <w:lsdException w:name="Light Shading Accent 6" w:uiPriority="60"/>
+    <w:lsdException w:name="Light List Accent 6" w:uiPriority="61"/>
+    <w:lsdException w:name="Light Grid Accent 6" w:uiPriority="62"/>
+    <w:lsdException w:name="Medium Shading 1 Accent 6" w:uiPriority="63"/>
+    <w:lsdException w:name="Medium Shading 2 Accent 6" w:uiPriority="64"/>
+    <w:lsdException w:name="Medium List 1 Accent 6" w:uiPriority="65"/>
+    <w:lsdException w:name="Medium List 2 Accent 6" w:uiPriority="66"/>
+    <w:lsdException w:name="Medium Grid 1 Accent 6" w:uiPriority="67"/>
+    <w:lsdException w:name="Medium Grid 2 Accent 6" w:uiPriority="68"/>
+    <w:lsdException w:name="Medium Grid 3 Accent 6" w:uiPriority="69"/>
+    <w:lsdException w:name="Dark List Accent 6" w:uiPriority="70"/>
+    <w:lsdException w:name="Colorful Shading Accent 6" w:uiPriority="71"/>
+    <w:lsdException w:name="Colorful List Accent 6" w:uiPriority="72"/>
+    <w:lsdException w:name="Colorful Grid Accent 6" w:uiPriority="73"/>
+    <w:lsdException w:name="Subtle Emphasis" w:uiPriority="19" w:qFormat="1"/>
+    <w:lsdException w:name="Intense Emphasis" w:uiPriority="21" w:qFormat="1"/>
+    <w:lsdException w:name="Subtle Reference" w:uiPriority="31" w:qFormat="1"/>
+    <w:lsdException w:name="Intense Reference" w:uiPriority="32" w:qFormat="1"/>
+    <w:lsdException w:name="Book Title" w:uiPriority="33" w:qFormat="1"/>
+    <w:lsdException w:name="Bibliography" w:semiHidden="1" w:uiPriority="37" w:unhideWhenUsed="1"/>
+    <w:lsdException w:name="TOC Heading" w:semiHidden="1" w:uiPriority="39" w:unhideWhenUsed="1" w:qFormat="1"/>
+    <w:lsdException w:name="Plain Table 1" w:uiPriority="41"/>
+    <w:lsdException w:name="Plain Table 2" w:uiPriority="42"/>
+    <w:lsdException w:name="Plain Table 3" w:uiPriority="43"/>
+    <w:lsdException w:name="Plain Table 4" w:uiPriority="44"/>
+    <w:lsdException w:name="Plain Table 5" w:uiPriority="45"/>
+    <w:lsdException w:name="Grid Table Light" w:uiPriority="40"/>
+    <w:lsdException w:name="Grid Table 1 Light" w:uiPriority="46"/>
+    <w:lsdException w:name="Grid Table 2" w:uiPriority="47"/>
+    <w:lsdException w:name="Grid Table 3" w:uiPriority="48"/>
+    <w:lsdException w:name="Grid Table 4" w:uiPriority="49"/>
+    <w:lsdException w:name="Grid Table 5 Dark" w:uiPriority="50"/>
+    <w:lsdException w:name="Grid Table 6 Colorful" w:uiPriority="51"/>
+    <w:lsdException w:name="Grid Table 7 Colorful" w:uiPriority="52"/>
+    <w:lsdException w:name="Grid Table 1 Light Accent 1" w:uiPriority="46"/>
+    <w:lsdException w:name="Grid Table 2 Accent 1" w:uiPriority="47"/>
+    <w:lsdException w:name="Grid Table 3 Accent 1" w:uiPriority="48"/>
+    <w:lsdException w:name="Grid Table 4 Accent 1" w:uiPriority="49"/>
+    <w:lsdException w:name="Grid Table 5 Dark Accent 1" w:uiPriority="50"/>
+    <w:lsdException w:name="Grid Table 6 Colorful Accent 1" w:uiPriority="51"/>
+    <w:lsdException w:name="Grid Table 7 Colorful Accent 1" w:uiPriority="52"/>
+    <w:lsdException w:name="Grid Table 1 Light Accent 2" w:uiPriority="46"/>
+    <w:lsdException w:name="Grid Table 2 Accent 2" w:uiPriority="47"/>
+    <w:lsdException w:name="Grid Table 3 Accent 2" w:uiPriority="48"/>
+    <w:lsdException w:name="Grid Table 4 Accent 2" w:uiPriority="49"/>
+    <w:lsdException w:name="Grid Table 5 Dark Accent 2" w:uiPriority="50"/>
+    <w:lsdException w:name="Grid Table 6 Colorful Accent 2" w:uiPriority="51"/>
+    <w:lsdException w:name="Grid Table 7 Colorful Accent 2" w:uiPriority="52"/>
+    <w:lsdException w:name="Grid Table 1 Light Accent 3" w:uiPriority="46"/>
+    <w:lsdException w:name="Grid Table 2 Accent 3" w:uiPriority="47"/>
+    <w:lsdException w:name="Grid Table 3 Accent 3" w:uiPriority="48"/>
+    <w:lsdException w:name="Grid Table 4 Accent 3" w:uiPriority="49"/>
+    <w:lsdException w:name="Grid Table 5 Dark Accent 3" w:uiPriority="50"/>
+    <w:lsdException w:name="Grid Table 6 Colorful Accent 3" w:uiPriority="51"/>
+    <w:lsdException w:name="Grid Table 7 Colorful Accent 3" w:uiPriority="52"/>
+    <w:lsdException w:name="Grid Table 1 Light Accent 4" w:uiPriority="46"/>
+    <w:lsdException w:name="Grid Table 2 Accent 4" w:uiPriority="47"/>
+    <w:lsdException w:name="Grid Table 3 Accent 4" w:uiPriority="48"/>
+    <w:lsdException w:name="Grid Table 4 Accent 4" w:uiPriority="49"/>
+    <w:lsdException w:name="Grid Table 5 Dark Accent 4" w:uiPriority="50"/>
+    <w:lsdException w:name="Grid Table 6 Colorful Accent 4" w:uiPriority="51"/>
+    <w:lsdException w:name="Grid Table 7 Colorful Accent 4" w:uiPriority="52"/>
+    <w:lsdException w:name="Grid Table 1 Light Accent 5" w:uiPriority="46"/>
+    <w:lsdException w:name="Grid Table 2 Accent 5" w:uiPriority="47"/>
+    <w:lsdException w:name="Grid Table 3 Accent 5" w:uiPriority="48"/>
+    <w:lsdException w:name="Grid Table 4 Accent 5" w:uiPriority="49"/>
+    <w:lsdException w:name="Grid Table 5 Dark Accent 5" w:uiPriority="50"/>
+    <w:lsdException w:name="Grid Table 6 Colorful Accent 5" w:uiPriority="51"/>
+    <w:lsdException w:name="Grid Table 7 Colorful Accent 5" w:uiPriority="52"/>
+    <w:lsdException w:name="Grid Table 1 Light Accent 6" w:uiPriority="46"/>
+    <w:lsdException w:name="Grid Table 2 Accent 6" w:uiPriority="47"/>
+    <w:lsdException w:name="Grid Table 3 Accent 6" w:uiPriority="48"/>
+    <w:lsdException w:name="Grid Table 4 Accent 6" w:uiPriority="49"/>
+    <w:lsdException w:name="Grid Table 5 Dark Accent 6" w:uiPriority="50"/>
+    <w:lsdException w:name="Grid Table 6 Colorful Accent 6" w:uiPriority="51"/>
+    <w:lsdException w:name="Grid Table 7 Colorful Accent 6" w:uiPriority="52"/>
+    <w:lsdException w:name="List Table 1 Light" w:uiPriority="46"/>
+    <w:lsdException w:name="List Table 2" w:uiPriority="47"/>
+    <w:lsdException w:name="List Table 3" w:uiPriority="48"/>
+    <w:lsdException w:name="List Table 4" w:uiPriority="49"/>
+    <w:lsdException w:name="List Table 5 Dark" w:uiPriority="50"/>
+    <w:lsdException w:name="List Table 6 Colorful" w:uiPriority="51"/>
+    <w:lsdException w:name="List Table 7 Colorful" w:uiPriority="52"/>
+    <w:lsdException w:name="List Table 1 Light Accent 1" w:uiPriority="46"/>
+    <w:lsdException w:name="List Table 2 Accent 1" w:uiPriority="47"/>
+    <w:lsdException w:name="List Table 3 Accent 1" w:uiPriority="48"/>
+    <w:lsdException w:name="List Table 4 Accent 1" w:uiPriority="49"/>
+    <w:lsdException w:name="List Table 5 Dark Accent 1" w:uiPriority="50"/>
+    <w:lsdException w:name="List Table 6 Colorful Accent 1" w:uiPriority="51"/>
+    <w:lsdException w:name="List Table 7 Colorful Accent 1" w:uiPriority="52"/>
+    <w:lsdException w:name="List Table 1 Light Accent 2" w:uiPriority="46"/>
+    <w:lsdException w:name="List Table 2 Accent 2" w:uiPriority="47"/>
+    <w:lsdException w:name="List Table 3 Accent 2" w:uiPriority="48"/>
+    <w:lsdException w:name="List Table 4 Accent 2" w:uiPriority="49"/>
+    <w:lsdException w:name="List Table 5 Dark Accent 2" w:uiPriority="50"/>
+    <w:lsdException w:name="List Table 6 Colorful Accent 2" w:uiPriority="51"/>
+    <w:lsdException w:name="List Table 7 Colorful Accent 2" w:uiPriority="52"/>
+    <w:lsdException w:name="List Table 1 Light Accent 3" w:uiPriority="46"/>
+    <w:lsdException w:name="List Table 2 Accent 3" w:uiPriority="47"/>
+    <w:lsdException w:name="List Table 3 Accent 3" w:uiPriority="48"/>
+    <w:lsdException w:name="List Table 4 Accent 3" w:uiPriority="49"/>
+    <w:lsdException w:name="List Table 5 Dark Accent 3" w:uiPriority="50"/>
+    <w:lsdException w:name="List Table 6 Colorful Accent 3" w:uiPriority="51"/>
+    <w:lsdException w:name="List Table 7 Colorful Accent 3" w:uiPriority="52"/>
+    <w:lsdException w:name="List Table 1 Light Accent 4" w:uiPriority="46"/>
+    <w:lsdException w:name="List Table 2 Accent 4" w:uiPriority="47"/>
+    <w:lsdException w:name="List Table 3 Accent 4" w:uiPriority="48"/>
+    <w:lsdException w:name="List Table 4 Accent 4" w:uiPriority="49"/>
+    <w:lsdException w:name="List Table 5 Dark Accent 4" w:uiPriority="50"/>
+    <w:lsdException w:name="List Table 6 Colorful Accent 4" w:uiPriority="51"/>
+    <w:lsdException w:name="List Table 7 Colorful Accent 4" w:uiPriority="52"/>
+    <w:lsdException w:name="List Table 1 Light Accent 5" w:uiPriority="46"/>
+    <w:lsdException w:name="List Table 2 Accent 5" w:uiPriority="47"/>
+    <w:lsdException w:name="List Table 3 Accent 5" w:uiPriority="48"/>
+    <w:lsdException w:name="List Table 4 Accent 5" w:uiPriority="49"/>
+    <w:lsdException w:name="List Table 5 Dark Accent 5" w:uiPriority="50"/>
+    <w:lsdException w:name="List Table 6 Colorful Accent 5" w:uiPriority="51"/>
+    <w:lsdException w:name="List Table 7 Colorful Accent 5" w:uiPriority="52"/>
+    <w:lsdException w:name="List Table 1 Light Accent 6" w:uiPriority="46"/>
+    <w:lsdException w:name="List Table 2 Accent 6" w:uiPriority="47"/>
+    <w:lsdException w:name="List Table 3 Accent 6" w:uiPriority="48"/>
+    <w:lsdException w:name="List Table 4 Accent 6" w:uiPriority="49"/>
+    <w:lsdException w:name="List Table 5 Dark Accent 6" w:uiPriority="50"/>
+    <w:lsdException w:name="List Table 6 Colorful Accent 6" w:uiPriority="51"/>
+    <w:lsdException w:name="List Table 7 Colorful Accent 6" w:uiPriority="52"/>
+    <w:lsdException w:name="Mention" w:semiHidden="1" w:unhideWhenUsed="1"/>
+    <w:lsdException w:name="Smart Hyperlink" w:semiHidden="1" w:unhideWhenUsed="1"/>
+    <w:lsdException w:name="Hashtag" w:semiHidden="1" w:unhideWhenUsed="1"/>
+    <w:lsdException w:name="Unresolved Mention" w:semiHidden="1" w:unhideWhenUsed="1"/>
+    <w:lsdException w:name="Smart Link" w:semiHidden="1" w:unhideWhenUsed="1"/>
   </w:latentStyles>
   <w:style w:type="paragraph" w:default="1" w:styleId="Normal">
     <w:name w:val="Normal"/>
     <w:qFormat/>
-    <w:rsid w:val="00C945FC"/>
+    <w:rsid w:val="003B12F8"/>
+    <w:pPr>
+      <w:spacing w:after="240" w:line="276" w:lineRule="auto"/>
+    </w:pPr>
+    <w:rPr>
+      <w:rFonts w:cstheme="minorHAnsi"/>
+      <w:sz w:val="28"/>
+      <w:szCs w:val="28"/>
+    </w:rPr>
+  </w:style>
+  <w:style w:type="paragraph" w:styleId="Heading1">
+    <w:name w:val="heading 1"/>
+    <w:basedOn w:val="NoSpacing"/>
+    <w:next w:val="Normal"/>
+    <w:link w:val="Heading1Char"/>
+    <w:qFormat/>
+    <w:rsid w:val="003B12F8"/>
+    <w:pPr>
+      <w:keepNext/>
+      <w:spacing w:before="240" w:after="60"/>
+      <w:outlineLvl w:val="0"/>
+    </w:pPr>
+    <w:rPr>
+      <w:rFonts w:eastAsiaTheme="majorEastAsia"/>
+      <w:b/>
+      <w:kern w:val="28"/>
+      <w:sz w:val="56"/>
+    </w:rPr>
+  </w:style>
+  <w:style w:type="paragraph" w:styleId="Heading2">
+    <w:name w:val="heading 2"/>
+    <w:basedOn w:val="Heading1"/>
+    <w:next w:val="Normal"/>
+    <w:link w:val="Heading2Char"/>
+    <w:qFormat/>
+    <w:rsid w:val="003B12F8"/>
+    <w:pPr>
+      <w:numPr>
+        <w:ilvl w:val="1"/>
+        <w:numId w:val="7"/>
+      </w:numPr>
+      <w:outlineLvl w:val="1"/>
+    </w:pPr>
+    <w:rPr>
+      <w:rFonts w:asciiTheme="majorHAnsi" w:hAnsiTheme="majorHAnsi"/>
+      <w:sz w:val="48"/>
+      <w:szCs w:val="48"/>
+    </w:rPr>
+  </w:style>
+  <w:style w:type="paragraph" w:styleId="Heading3">
+    <w:name w:val="heading 3"/>
+    <w:basedOn w:val="Heading2"/>
+    <w:next w:val="Normal"/>
+    <w:link w:val="Heading3Char"/>
+    <w:qFormat/>
+    <w:rsid w:val="003B12F8"/>
+    <w:pPr>
+      <w:outlineLvl w:val="2"/>
+    </w:pPr>
+    <w:rPr>
+      <w:sz w:val="40"/>
+    </w:rPr>
+  </w:style>
+  <w:style w:type="paragraph" w:styleId="Heading4">
+    <w:name w:val="heading 4"/>
+    <w:basedOn w:val="Heading3"/>
+    <w:next w:val="Normal"/>
+    <w:link w:val="Heading4Char"/>
+    <w:qFormat/>
+    <w:rsid w:val="003B12F8"/>
+    <w:pPr>
+      <w:numPr>
+        <w:ilvl w:val="3"/>
+      </w:numPr>
+      <w:outlineLvl w:val="3"/>
+    </w:pPr>
+    <w:rPr>
+      <w:sz w:val="32"/>
+    </w:rPr>
+  </w:style>
+  <w:style w:type="paragraph" w:styleId="Heading5">
+    <w:name w:val="heading 5"/>
+    <w:basedOn w:val="Heading4"/>
+    <w:next w:val="Normal"/>
+    <w:link w:val="Heading5Char"/>
+    <w:qFormat/>
+    <w:rsid w:val="003B12F8"/>
+    <w:pPr>
+      <w:numPr>
+        <w:ilvl w:val="4"/>
+      </w:numPr>
+      <w:outlineLvl w:val="4"/>
+    </w:pPr>
+    <w:rPr>
+      <w:sz w:val="28"/>
+    </w:rPr>
+  </w:style>
+  <w:style w:type="paragraph" w:styleId="Heading6">
+    <w:name w:val="heading 6"/>
+    <w:basedOn w:val="Heading5"/>
+    <w:next w:val="Normal"/>
+    <w:link w:val="Heading6Char"/>
+    <w:qFormat/>
+    <w:rsid w:val="003B12F8"/>
+    <w:pPr>
+      <w:numPr>
+        <w:ilvl w:val="5"/>
+      </w:numPr>
+      <w:outlineLvl w:val="5"/>
+    </w:pPr>
+    <w:rPr>
+      <w:bCs/>
+      <w:sz w:val="24"/>
+      <w:szCs w:val="24"/>
+      <w:u w:val="single"/>
+    </w:rPr>
+  </w:style>
+  <w:style w:type="paragraph" w:styleId="Heading7">
+    <w:name w:val="heading 7"/>
+    <w:basedOn w:val="Heading6"/>
+    <w:next w:val="Normal"/>
+    <w:link w:val="Heading7Char"/>
+    <w:qFormat/>
+    <w:rsid w:val="003B12F8"/>
+    <w:pPr>
+      <w:keepNext w:val="0"/>
+      <w:numPr>
+        <w:ilvl w:val="0"/>
+        <w:numId w:val="0"/>
+      </w:numPr>
+      <w:outlineLvl w:val="6"/>
+    </w:pPr>
+    <w:rPr>
+      <w:b w:val="0"/>
+      <w:kern w:val="0"/>
+    </w:rPr>
+  </w:style>
+  <w:style w:type="paragraph" w:styleId="Heading8">
+    <w:name w:val="heading 8"/>
+    <w:basedOn w:val="Heading6"/>
+    <w:next w:val="Normal"/>
+    <w:link w:val="Heading8Char"/>
+    <w:qFormat/>
+    <w:rsid w:val="003B12F8"/>
+    <w:pPr>
+      <w:outlineLvl w:val="7"/>
+    </w:pPr>
+    <w:rPr>
+      <w:i/>
+      <w:iCs/>
+      <w:u w:val="none"/>
+    </w:rPr>
+  </w:style>
+  <w:style w:type="paragraph" w:styleId="Heading9">
+    <w:name w:val="heading 9"/>
+    <w:basedOn w:val="Heading8"/>
+    <w:next w:val="Normal"/>
+    <w:link w:val="Heading9Char"/>
+    <w:qFormat/>
+    <w:rsid w:val="003B12F8"/>
+    <w:pPr>
+      <w:outlineLvl w:val="8"/>
+    </w:pPr>
+    <w:rPr>
+      <w:b w:val="0"/>
+      <w:bCs w:val="0"/>
+    </w:rPr>
   </w:style>
   <w:style w:type="character" w:default="1" w:styleId="DefaultParagraphFont">
     <w:name w:val="Default Paragraph Font"/>
@@ -206,7 +709,6 @@
     <w:uiPriority w:val="99"/>
     <w:semiHidden/>
     <w:unhideWhenUsed/>
-    <w:qFormat/>
     <w:tblPr>
       <w:tblInd w:w="0" w:type="dxa"/>
       <w:tblCellMar>
@@ -222,6 +724,505 @@
     <w:uiPriority w:val="99"/>
     <w:semiHidden/>
     <w:unhideWhenUsed/>
+  </w:style>
+  <w:style w:type="paragraph" w:customStyle="1" w:styleId="Subheading1">
+    <w:name w:val="Subheading 1"/>
+    <w:basedOn w:val="Heading1"/>
+    <w:next w:val="Normal"/>
+    <w:link w:val="Subheading1Char"/>
+    <w:qFormat/>
+    <w:rsid w:val="003B12F8"/>
+    <w:pPr>
+      <w:spacing w:before="0" w:after="0" w:line="240" w:lineRule="auto"/>
+      <w:contextualSpacing/>
+    </w:pPr>
+    <w:rPr>
+      <w:rFonts w:asciiTheme="majorHAnsi" w:eastAsiaTheme="minorHAnsi" w:hAnsiTheme="majorHAnsi"/>
+      <w:sz w:val="48"/>
+      <w:szCs w:val="48"/>
+      <w:vertAlign w:val="superscript"/>
+    </w:rPr>
+  </w:style>
+  <w:style w:type="character" w:customStyle="1" w:styleId="Subheading1Char">
+    <w:name w:val="Subheading 1 Char"/>
+    <w:basedOn w:val="DefaultParagraphFont"/>
+    <w:link w:val="Subheading1"/>
+    <w:rsid w:val="003B12F8"/>
+    <w:rPr>
+      <w:rFonts w:asciiTheme="majorHAnsi" w:hAnsiTheme="majorHAnsi" w:cstheme="minorHAnsi"/>
+      <w:b/>
+      <w:kern w:val="28"/>
+      <w:sz w:val="48"/>
+      <w:szCs w:val="48"/>
+      <w:vertAlign w:val="superscript"/>
+    </w:rPr>
+  </w:style>
+  <w:style w:type="character" w:customStyle="1" w:styleId="Heading1Char">
+    <w:name w:val="Heading 1 Char"/>
+    <w:basedOn w:val="DefaultParagraphFont"/>
+    <w:link w:val="Heading1"/>
+    <w:rsid w:val="003B12F8"/>
+    <w:rPr>
+      <w:rFonts w:eastAsiaTheme="majorEastAsia" w:cstheme="minorHAnsi"/>
+      <w:b/>
+      <w:kern w:val="28"/>
+      <w:sz w:val="56"/>
+      <w:szCs w:val="28"/>
+    </w:rPr>
+  </w:style>
+  <w:style w:type="paragraph" w:customStyle="1" w:styleId="Subheading2">
+    <w:name w:val="Subheading 2"/>
+    <w:basedOn w:val="Subheading1"/>
+    <w:next w:val="Normal"/>
+    <w:link w:val="Subheading2Char"/>
+    <w:qFormat/>
+    <w:rsid w:val="003B12F8"/>
+  </w:style>
+  <w:style w:type="character" w:customStyle="1" w:styleId="Subheading2Char">
+    <w:name w:val="Subheading 2 Char"/>
+    <w:basedOn w:val="Subheading1Char"/>
+    <w:link w:val="Subheading2"/>
+    <w:rsid w:val="003B12F8"/>
+    <w:rPr>
+      <w:rFonts w:asciiTheme="majorHAnsi" w:hAnsiTheme="majorHAnsi" w:cstheme="minorHAnsi"/>
+      <w:b/>
+      <w:kern w:val="28"/>
+      <w:sz w:val="48"/>
+      <w:szCs w:val="48"/>
+      <w:vertAlign w:val="superscript"/>
+    </w:rPr>
+  </w:style>
+  <w:style w:type="paragraph" w:customStyle="1" w:styleId="Subheading3">
+    <w:name w:val="Subheading 3"/>
+    <w:basedOn w:val="Subheading2"/>
+    <w:next w:val="Normal"/>
+    <w:link w:val="Subheading3Char"/>
+    <w:qFormat/>
+    <w:rsid w:val="003B12F8"/>
+    <w:rPr>
+      <w:sz w:val="40"/>
+      <w:szCs w:val="40"/>
+    </w:rPr>
+  </w:style>
+  <w:style w:type="character" w:customStyle="1" w:styleId="Subheading3Char">
+    <w:name w:val="Subheading 3 Char"/>
+    <w:basedOn w:val="Subheading2Char"/>
+    <w:link w:val="Subheading3"/>
+    <w:rsid w:val="003B12F8"/>
+    <w:rPr>
+      <w:rFonts w:asciiTheme="majorHAnsi" w:hAnsiTheme="majorHAnsi" w:cstheme="minorHAnsi"/>
+      <w:b/>
+      <w:kern w:val="28"/>
+      <w:sz w:val="40"/>
+      <w:szCs w:val="40"/>
+      <w:vertAlign w:val="superscript"/>
+    </w:rPr>
+  </w:style>
+  <w:style w:type="paragraph" w:customStyle="1" w:styleId="Suptitle">
+    <w:name w:val="Suptitle"/>
+    <w:basedOn w:val="Subtitle"/>
+    <w:link w:val="SuptitleChar"/>
+    <w:qFormat/>
+    <w:rsid w:val="003B12F8"/>
+    <w:pPr>
+      <w:spacing w:before="240" w:line="240" w:lineRule="auto"/>
+    </w:pPr>
+    <w:rPr>
+      <w:vertAlign w:val="subscript"/>
+    </w:rPr>
+  </w:style>
+  <w:style w:type="character" w:customStyle="1" w:styleId="SuptitleChar">
+    <w:name w:val="Suptitle Char"/>
+    <w:basedOn w:val="SubtitleChar"/>
+    <w:link w:val="Suptitle"/>
+    <w:rsid w:val="003B12F8"/>
+    <w:rPr>
+      <w:rFonts w:asciiTheme="majorHAnsi" w:eastAsiaTheme="majorEastAsia" w:hAnsiTheme="majorHAnsi" w:cstheme="majorBidi"/>
+      <w:color w:val="7F7F7F" w:themeColor="text1" w:themeTint="80"/>
+      <w:spacing w:val="-10"/>
+      <w:kern w:val="28"/>
+      <w:sz w:val="72"/>
+      <w:szCs w:val="72"/>
+      <w:vertAlign w:val="subscript"/>
+    </w:rPr>
+  </w:style>
+  <w:style w:type="paragraph" w:styleId="Subtitle">
+    <w:name w:val="Subtitle"/>
+    <w:basedOn w:val="Title"/>
+    <w:next w:val="Normal"/>
+    <w:link w:val="SubtitleChar"/>
+    <w:uiPriority w:val="11"/>
+    <w:qFormat/>
+    <w:rsid w:val="003B12F8"/>
+    <w:rPr>
+      <w:b w:val="0"/>
+      <w:bCs w:val="0"/>
+      <w:color w:val="7F7F7F" w:themeColor="text1" w:themeTint="80"/>
+      <w:vertAlign w:val="superscript"/>
+    </w:rPr>
+  </w:style>
+  <w:style w:type="character" w:customStyle="1" w:styleId="SubtitleChar">
+    <w:name w:val="Subtitle Char"/>
+    <w:basedOn w:val="DefaultParagraphFont"/>
+    <w:link w:val="Subtitle"/>
+    <w:uiPriority w:val="11"/>
+    <w:rsid w:val="003B12F8"/>
+    <w:rPr>
+      <w:rFonts w:asciiTheme="majorHAnsi" w:eastAsiaTheme="majorEastAsia" w:hAnsiTheme="majorHAnsi" w:cstheme="majorBidi"/>
+      <w:color w:val="7F7F7F" w:themeColor="text1" w:themeTint="80"/>
+      <w:spacing w:val="-10"/>
+      <w:kern w:val="28"/>
+      <w:sz w:val="72"/>
+      <w:szCs w:val="72"/>
+      <w:vertAlign w:val="superscript"/>
+    </w:rPr>
+  </w:style>
+  <w:style w:type="paragraph" w:styleId="NoSpacing">
+    <w:name w:val="No Spacing"/>
+    <w:basedOn w:val="Normal"/>
+    <w:uiPriority w:val="1"/>
+    <w:qFormat/>
+    <w:rsid w:val="003B12F8"/>
+    <w:pPr>
+      <w:spacing w:after="0"/>
+    </w:pPr>
+  </w:style>
+  <w:style w:type="character" w:customStyle="1" w:styleId="Heading2Char">
+    <w:name w:val="Heading 2 Char"/>
+    <w:basedOn w:val="DefaultParagraphFont"/>
+    <w:link w:val="Heading2"/>
+    <w:rsid w:val="003B12F8"/>
+    <w:rPr>
+      <w:rFonts w:asciiTheme="majorHAnsi" w:eastAsiaTheme="majorEastAsia" w:hAnsiTheme="majorHAnsi" w:cstheme="minorHAnsi"/>
+      <w:b/>
+      <w:kern w:val="28"/>
+      <w:sz w:val="48"/>
+      <w:szCs w:val="48"/>
+    </w:rPr>
+  </w:style>
+  <w:style w:type="character" w:customStyle="1" w:styleId="Heading3Char">
+    <w:name w:val="Heading 3 Char"/>
+    <w:basedOn w:val="DefaultParagraphFont"/>
+    <w:link w:val="Heading3"/>
+    <w:rsid w:val="003B12F8"/>
+    <w:rPr>
+      <w:rFonts w:asciiTheme="majorHAnsi" w:eastAsiaTheme="majorEastAsia" w:hAnsiTheme="majorHAnsi" w:cstheme="minorHAnsi"/>
+      <w:b/>
+      <w:kern w:val="28"/>
+      <w:sz w:val="40"/>
+      <w:szCs w:val="48"/>
+    </w:rPr>
+  </w:style>
+  <w:style w:type="character" w:customStyle="1" w:styleId="Heading4Char">
+    <w:name w:val="Heading 4 Char"/>
+    <w:basedOn w:val="DefaultParagraphFont"/>
+    <w:link w:val="Heading4"/>
+    <w:rsid w:val="003B12F8"/>
+    <w:rPr>
+      <w:rFonts w:asciiTheme="majorHAnsi" w:eastAsiaTheme="majorEastAsia" w:hAnsiTheme="majorHAnsi" w:cstheme="minorHAnsi"/>
+      <w:b/>
+      <w:kern w:val="28"/>
+      <w:sz w:val="32"/>
+      <w:szCs w:val="48"/>
+    </w:rPr>
+  </w:style>
+  <w:style w:type="character" w:customStyle="1" w:styleId="Heading5Char">
+    <w:name w:val="Heading 5 Char"/>
+    <w:basedOn w:val="DefaultParagraphFont"/>
+    <w:link w:val="Heading5"/>
+    <w:rsid w:val="003B12F8"/>
+    <w:rPr>
+      <w:rFonts w:asciiTheme="majorHAnsi" w:eastAsiaTheme="majorEastAsia" w:hAnsiTheme="majorHAnsi" w:cstheme="minorHAnsi"/>
+      <w:b/>
+      <w:kern w:val="28"/>
+      <w:sz w:val="28"/>
+      <w:szCs w:val="48"/>
+    </w:rPr>
+  </w:style>
+  <w:style w:type="character" w:customStyle="1" w:styleId="Heading6Char">
+    <w:name w:val="Heading 6 Char"/>
+    <w:basedOn w:val="DefaultParagraphFont"/>
+    <w:link w:val="Heading6"/>
+    <w:rsid w:val="003B12F8"/>
+    <w:rPr>
+      <w:rFonts w:asciiTheme="majorHAnsi" w:eastAsiaTheme="majorEastAsia" w:hAnsiTheme="majorHAnsi" w:cstheme="minorHAnsi"/>
+      <w:b/>
+      <w:bCs/>
+      <w:kern w:val="28"/>
+      <w:sz w:val="24"/>
+      <w:szCs w:val="24"/>
+      <w:u w:val="single"/>
+    </w:rPr>
+  </w:style>
+  <w:style w:type="character" w:customStyle="1" w:styleId="Heading7Char">
+    <w:name w:val="Heading 7 Char"/>
+    <w:basedOn w:val="DefaultParagraphFont"/>
+    <w:link w:val="Heading7"/>
+    <w:rsid w:val="003B12F8"/>
+    <w:rPr>
+      <w:rFonts w:asciiTheme="majorHAnsi" w:eastAsiaTheme="majorEastAsia" w:hAnsiTheme="majorHAnsi" w:cstheme="minorHAnsi"/>
+      <w:bCs/>
+      <w:sz w:val="24"/>
+      <w:szCs w:val="24"/>
+      <w:u w:val="single"/>
+    </w:rPr>
+  </w:style>
+  <w:style w:type="character" w:customStyle="1" w:styleId="Heading8Char">
+    <w:name w:val="Heading 8 Char"/>
+    <w:basedOn w:val="DefaultParagraphFont"/>
+    <w:link w:val="Heading8"/>
+    <w:rsid w:val="003B12F8"/>
+    <w:rPr>
+      <w:rFonts w:asciiTheme="majorHAnsi" w:eastAsiaTheme="majorEastAsia" w:hAnsiTheme="majorHAnsi" w:cstheme="minorHAnsi"/>
+      <w:b/>
+      <w:bCs/>
+      <w:i/>
+      <w:iCs/>
+      <w:kern w:val="28"/>
+      <w:sz w:val="24"/>
+      <w:szCs w:val="24"/>
+    </w:rPr>
+  </w:style>
+  <w:style w:type="character" w:customStyle="1" w:styleId="Heading9Char">
+    <w:name w:val="Heading 9 Char"/>
+    <w:basedOn w:val="DefaultParagraphFont"/>
+    <w:link w:val="Heading9"/>
+    <w:rsid w:val="003B12F8"/>
+    <w:rPr>
+      <w:rFonts w:asciiTheme="majorHAnsi" w:eastAsiaTheme="majorEastAsia" w:hAnsiTheme="majorHAnsi" w:cstheme="minorHAnsi"/>
+      <w:i/>
+      <w:iCs/>
+      <w:kern w:val="28"/>
+      <w:sz w:val="24"/>
+      <w:szCs w:val="24"/>
+    </w:rPr>
+  </w:style>
+  <w:style w:type="paragraph" w:styleId="Caption">
+    <w:name w:val="caption"/>
+    <w:basedOn w:val="Normal"/>
+    <w:next w:val="Normal"/>
+    <w:uiPriority w:val="35"/>
+    <w:semiHidden/>
+    <w:unhideWhenUsed/>
+    <w:qFormat/>
+    <w:rsid w:val="003B12F8"/>
+    <w:pPr>
+      <w:spacing w:after="200"/>
+    </w:pPr>
+    <w:rPr>
+      <w:rFonts w:eastAsia="Times New Roman"/>
+      <w:i/>
+      <w:iCs/>
+      <w:color w:val="1F497D" w:themeColor="text2"/>
+      <w:szCs w:val="18"/>
+    </w:rPr>
+  </w:style>
+  <w:style w:type="paragraph" w:styleId="Title">
+    <w:name w:val="Title"/>
+    <w:basedOn w:val="NoSpacing"/>
+    <w:next w:val="Normal"/>
+    <w:link w:val="TitleChar"/>
+    <w:uiPriority w:val="10"/>
+    <w:qFormat/>
+    <w:rsid w:val="003B12F8"/>
+    <w:rPr>
+      <w:rFonts w:asciiTheme="majorHAnsi" w:eastAsiaTheme="majorEastAsia" w:hAnsiTheme="majorHAnsi" w:cstheme="majorBidi"/>
+      <w:b/>
+      <w:bCs/>
+      <w:spacing w:val="-10"/>
+      <w:kern w:val="28"/>
+      <w:sz w:val="72"/>
+      <w:szCs w:val="72"/>
+    </w:rPr>
+  </w:style>
+  <w:style w:type="character" w:customStyle="1" w:styleId="TitleChar">
+    <w:name w:val="Title Char"/>
+    <w:basedOn w:val="DefaultParagraphFont"/>
+    <w:link w:val="Title"/>
+    <w:uiPriority w:val="10"/>
+    <w:rsid w:val="003B12F8"/>
+    <w:rPr>
+      <w:rFonts w:asciiTheme="majorHAnsi" w:eastAsiaTheme="majorEastAsia" w:hAnsiTheme="majorHAnsi" w:cstheme="majorBidi"/>
+      <w:b/>
+      <w:bCs/>
+      <w:spacing w:val="-10"/>
+      <w:kern w:val="28"/>
+      <w:sz w:val="72"/>
+      <w:szCs w:val="72"/>
+    </w:rPr>
+  </w:style>
+  <w:style w:type="character" w:styleId="Strong">
+    <w:name w:val="Strong"/>
+    <w:uiPriority w:val="22"/>
+    <w:qFormat/>
+    <w:rsid w:val="003B12F8"/>
+    <w:rPr>
+      <w:b/>
+      <w:bCs/>
+    </w:rPr>
+  </w:style>
+  <w:style w:type="character" w:styleId="Emphasis">
+    <w:name w:val="Emphasis"/>
+    <w:uiPriority w:val="20"/>
+    <w:qFormat/>
+    <w:rsid w:val="003B12F8"/>
+    <w:rPr>
+      <w:rFonts w:asciiTheme="minorHAnsi" w:hAnsiTheme="minorHAnsi" w:cstheme="minorHAnsi"/>
+      <w:i/>
+      <w:iCs/>
+      <w:sz w:val="28"/>
+      <w:szCs w:val="28"/>
+    </w:rPr>
+  </w:style>
+  <w:style w:type="paragraph" w:styleId="ListParagraph">
+    <w:name w:val="List Paragraph"/>
+    <w:basedOn w:val="Normal"/>
+    <w:uiPriority w:val="34"/>
+    <w:qFormat/>
+    <w:rsid w:val="003B12F8"/>
+    <w:pPr>
+      <w:ind w:left="720"/>
+      <w:contextualSpacing/>
+    </w:pPr>
+    <w:rPr>
+      <w:rFonts w:eastAsia="Times New Roman"/>
+    </w:rPr>
+  </w:style>
+  <w:style w:type="paragraph" w:styleId="Quote">
+    <w:name w:val="Quote"/>
+    <w:basedOn w:val="Normal"/>
+    <w:next w:val="Normal"/>
+    <w:link w:val="QuoteChar"/>
+    <w:uiPriority w:val="29"/>
+    <w:qFormat/>
+    <w:rsid w:val="003B12F8"/>
+    <w:pPr>
+      <w:keepLines/>
+      <w:pageBreakBefore/>
+      <w:pBdr>
+        <w:left w:val="single" w:sz="4" w:space="7" w:color="auto"/>
+      </w:pBdr>
+      <w:spacing w:before="120" w:after="120"/>
+      <w:ind w:left="360"/>
+      <w:contextualSpacing/>
+      <w:mirrorIndents/>
+    </w:pPr>
+  </w:style>
+  <w:style w:type="character" w:customStyle="1" w:styleId="QuoteChar">
+    <w:name w:val="Quote Char"/>
+    <w:basedOn w:val="DefaultParagraphFont"/>
+    <w:link w:val="Quote"/>
+    <w:uiPriority w:val="29"/>
+    <w:rsid w:val="003B12F8"/>
+    <w:rPr>
+      <w:rFonts w:cstheme="minorHAnsi"/>
+      <w:sz w:val="28"/>
+      <w:szCs w:val="28"/>
+    </w:rPr>
+  </w:style>
+  <w:style w:type="paragraph" w:styleId="IntenseQuote">
+    <w:name w:val="Intense Quote"/>
+    <w:basedOn w:val="Quote"/>
+    <w:next w:val="Normal"/>
+    <w:link w:val="IntenseQuoteChar"/>
+    <w:uiPriority w:val="30"/>
+    <w:qFormat/>
+    <w:rsid w:val="003B12F8"/>
+    <w:pPr>
+      <w:pBdr>
+        <w:left w:val="single" w:sz="18" w:space="7" w:color="auto"/>
+      </w:pBdr>
+    </w:pPr>
+    <w:rPr>
+      <w:b/>
+      <w:bCs/>
+    </w:rPr>
+  </w:style>
+  <w:style w:type="character" w:customStyle="1" w:styleId="IntenseQuoteChar">
+    <w:name w:val="Intense Quote Char"/>
+    <w:basedOn w:val="DefaultParagraphFont"/>
+    <w:link w:val="IntenseQuote"/>
+    <w:uiPriority w:val="30"/>
+    <w:rsid w:val="003B12F8"/>
+    <w:rPr>
+      <w:rFonts w:cstheme="minorHAnsi"/>
+      <w:b/>
+      <w:bCs/>
+      <w:sz w:val="28"/>
+      <w:szCs w:val="28"/>
+    </w:rPr>
+  </w:style>
+  <w:style w:type="character" w:styleId="SubtleEmphasis">
+    <w:name w:val="Subtle Emphasis"/>
+    <w:basedOn w:val="Emphasis"/>
+    <w:uiPriority w:val="19"/>
+    <w:qFormat/>
+    <w:rsid w:val="003B12F8"/>
+    <w:rPr>
+      <w:rFonts w:asciiTheme="minorHAnsi" w:hAnsiTheme="minorHAnsi" w:cs="Calibri Light"/>
+      <w:i/>
+      <w:iCs/>
+      <w:color w:val="7F7F7F" w:themeColor="text1" w:themeTint="80"/>
+      <w:sz w:val="28"/>
+      <w:szCs w:val="28"/>
+    </w:rPr>
+  </w:style>
+  <w:style w:type="character" w:styleId="IntenseEmphasis">
+    <w:name w:val="Intense Emphasis"/>
+    <w:basedOn w:val="Emphasis"/>
+    <w:uiPriority w:val="21"/>
+    <w:qFormat/>
+    <w:rsid w:val="003B12F8"/>
+    <w:rPr>
+      <w:rFonts w:asciiTheme="minorHAnsi" w:hAnsiTheme="minorHAnsi" w:cstheme="minorHAnsi"/>
+      <w:b/>
+      <w:bCs/>
+      <w:i/>
+      <w:iCs/>
+      <w:sz w:val="28"/>
+      <w:szCs w:val="28"/>
+    </w:rPr>
+  </w:style>
+  <w:style w:type="character" w:styleId="SubtleReference">
+    <w:name w:val="Subtle Reference"/>
+    <w:uiPriority w:val="31"/>
+    <w:qFormat/>
+    <w:rsid w:val="003B12F8"/>
+    <w:rPr>
+      <w:caps/>
+      <w:color w:val="7F7F7F" w:themeColor="text1" w:themeTint="80"/>
+      <w:sz w:val="22"/>
+      <w:szCs w:val="22"/>
+    </w:rPr>
+  </w:style>
+  <w:style w:type="character" w:styleId="IntenseReference">
+    <w:name w:val="Intense Reference"/>
+    <w:basedOn w:val="SubtleReference"/>
+    <w:uiPriority w:val="32"/>
+    <w:qFormat/>
+    <w:rsid w:val="003B12F8"/>
+    <w:rPr>
+      <w:b/>
+      <w:bCs/>
+      <w:caps/>
+      <w:color w:val="7F7F7F" w:themeColor="text1" w:themeTint="80"/>
+      <w:sz w:val="22"/>
+      <w:szCs w:val="22"/>
+    </w:rPr>
+  </w:style>
+  <w:style w:type="character" w:styleId="BookTitle">
+    <w:name w:val="Book Title"/>
+    <w:basedOn w:val="DefaultParagraphFont"/>
+    <w:uiPriority w:val="33"/>
+    <w:qFormat/>
+    <w:rsid w:val="003B12F8"/>
+    <w:rPr>
+      <w:b/>
+      <w:bCs/>
+      <w:i/>
+      <w:iCs/>
+      <w:spacing w:val="5"/>
+    </w:rPr>
   </w:style>
 </w:styles>
 </file>
